--- a/docs/04_business & monetization/📊 Clarity Investor Deck.docx
+++ b/docs/04_business & monetization/📊 Clarity Investor Deck.docx
@@ -5,27 +5,18 @@
     <w:p>
       <w:pPr>
         <w:spacing w:before="100" w:beforeAutospacing="1" w:after="100" w:afterAutospacing="1" w:line="240" w:lineRule="auto"/>
-        <w:outlineLvl w:val="0"/>
-        <w:rPr>
-          <w:rFonts w:ascii="Times New Roman" w:eastAsia="Times New Roman" w:hAnsi="Times New Roman" w:cs="Times New Roman"/>
-          <w:b/>
-          <w:bCs/>
-          <w:color w:val="000000"/>
-          <w:kern w:val="36"/>
-          <w:sz w:val="48"/>
-          <w:szCs w:val="48"/>
+        <w:rPr>
+          <w:rFonts w:ascii="Times New Roman" w:eastAsia="Times New Roman" w:hAnsi="Times New Roman" w:cs="Times New Roman"/>
+          <w:color w:val="000000"/>
+          <w:kern w:val="0"/>
           <w14:ligatures w14:val="none"/>
         </w:rPr>
       </w:pPr>
       <w:r>
         <w:rPr>
           <w:rFonts w:ascii="Apple Color Emoji" w:eastAsia="Times New Roman" w:hAnsi="Apple Color Emoji" w:cs="Apple Color Emoji"/>
-          <w:b/>
-          <w:bCs/>
-          <w:color w:val="000000"/>
-          <w:kern w:val="36"/>
-          <w:sz w:val="48"/>
-          <w:szCs w:val="48"/>
+          <w:color w:val="000000"/>
+          <w:kern w:val="0"/>
           <w14:ligatures w14:val="none"/>
         </w:rPr>
         <w:t>📊</w:t>
@@ -33,15 +24,22 @@
       <w:r>
         <w:rPr>
           <w:rFonts w:ascii="Times New Roman" w:eastAsia="Times New Roman" w:hAnsi="Times New Roman" w:cs="Times New Roman"/>
-          <w:b/>
-          <w:bCs/>
-          <w:color w:val="000000"/>
-          <w:kern w:val="36"/>
-          <w:sz w:val="48"/>
-          <w:szCs w:val="48"/>
-          <w14:ligatures w14:val="none"/>
-        </w:rPr>
-        <w:t xml:space="preserve"> Clarity Investor Deck</w:t>
+          <w:color w:val="000000"/>
+          <w:kern w:val="0"/>
+          <w14:ligatures w14:val="none"/>
+        </w:rPr>
+        <w:t> </w:t>
+      </w:r>
+      <w:r>
+        <w:rPr>
+          <w:rFonts w:ascii="Times New Roman" w:eastAsia="Times New Roman" w:hAnsi="Times New Roman" w:cs="Times New Roman"/>
+          <w:b/>
+          <w:bCs/>
+          <w:color w:val="000000"/>
+          <w:kern w:val="0"/>
+          <w14:ligatures w14:val="none"/>
+        </w:rPr>
+        <w:t>Clarity Investor Deck</w:t>
       </w:r>
     </w:p>
     <w:p>
@@ -70,7 +68,7 @@
           <w:szCs w:val="36"/>
           <w14:ligatures w14:val="none"/>
         </w:rPr>
-        <w:t>🎯</w:t>
+        <w:t>🌟</w:t>
       </w:r>
       <w:r>
         <w:rPr>
@@ -151,7 +149,6 @@
         <w:spacing w:after="0" w:line="240" w:lineRule="auto"/>
         <w:rPr>
           <w:rFonts w:ascii="Times New Roman" w:eastAsia="Times New Roman" w:hAnsi="Times New Roman" w:cs="Times New Roman"/>
-          <w:color w:val="000000"/>
           <w:kern w:val="0"/>
           <w14:ligatures w14:val="none"/>
         </w:rPr>
@@ -160,11 +157,10 @@
         <w:rPr>
           <w:rFonts w:ascii="Times New Roman" w:eastAsia="Times New Roman" w:hAnsi="Times New Roman" w:cs="Times New Roman"/>
           <w:noProof/>
-          <w:color w:val="000000"/>
           <w:kern w:val="0"/>
         </w:rPr>
         <w:pict>
-          <v:rect id="_x0000_i1031" alt="" style="width:468pt;height:.05pt;mso-width-percent:0;mso-height-percent:0;mso-width-percent:0;mso-height-percent:0" o:hralign="center" o:hrstd="t" o:hr="t" fillcolor="#a0a0a0" stroked="f"/>
+          <v:rect id="_x0000_i1042" alt="" style="width:468pt;height:.05pt;mso-width-percent:0;mso-height-percent:0;mso-width-percent:0;mso-height-percent:0" o:hralign="center" o:hrstd="t" o:hr="t" fillcolor="#a0a0a0" stroked="f"/>
         </w:pict>
       </w:r>
     </w:p>
@@ -220,7 +216,7 @@
           <w:szCs w:val="36"/>
           <w14:ligatures w14:val="none"/>
         </w:rPr>
-        <w:t xml:space="preserve"> Problem Statement: The Rise of Misinformation</w:t>
+        <w:t xml:space="preserve"> Problem Statement: The Need for AI-Driven Intelligence</w:t>
       </w:r>
     </w:p>
     <w:p>
@@ -254,6 +250,10 @@
     </w:p>
     <w:p>
       <w:pPr>
+        <w:numPr>
+          <w:ilvl w:val="0"/>
+          <w:numId w:val="1"/>
+        </w:numPr>
         <w:spacing w:before="100" w:beforeAutospacing="1" w:after="100" w:afterAutospacing="1" w:line="240" w:lineRule="auto"/>
         <w:rPr>
           <w:rFonts w:ascii="Times New Roman" w:eastAsia="Times New Roman" w:hAnsi="Times New Roman" w:cs="Times New Roman"/>
@@ -278,37 +278,63 @@
           <w:kern w:val="0"/>
           <w14:ligatures w14:val="none"/>
         </w:rPr>
-        <w:t xml:space="preserve"> Misinformation costs </w:t>
-      </w:r>
-      <w:r>
-        <w:rPr>
-          <w:rFonts w:ascii="Times New Roman" w:eastAsia="Times New Roman" w:hAnsi="Times New Roman" w:cs="Times New Roman"/>
-          <w:b/>
-          <w:bCs/>
-          <w:color w:val="000000"/>
-          <w:kern w:val="0"/>
-          <w14:ligatures w14:val="none"/>
-        </w:rPr>
-        <w:t>financial markets billions annually</w:t>
-      </w:r>
-      <w:r>
-        <w:rPr>
-          <w:rFonts w:ascii="Times New Roman" w:eastAsia="Times New Roman" w:hAnsi="Times New Roman" w:cs="Times New Roman"/>
-          <w:color w:val="000000"/>
-          <w:kern w:val="0"/>
-          <w14:ligatures w14:val="none"/>
-        </w:rPr>
-        <w:t>.</w:t>
-      </w:r>
-      <w:r>
-        <w:rPr>
-          <w:rFonts w:ascii="Times New Roman" w:eastAsia="Times New Roman" w:hAnsi="Times New Roman" w:cs="Times New Roman"/>
-          <w:color w:val="000000"/>
-          <w:kern w:val="0"/>
-          <w14:ligatures w14:val="none"/>
-        </w:rPr>
-        <w:br/>
-      </w:r>
+        <w:t> </w:t>
+      </w:r>
+      <w:r>
+        <w:rPr>
+          <w:rFonts w:ascii="Times New Roman" w:eastAsia="Times New Roman" w:hAnsi="Times New Roman" w:cs="Times New Roman"/>
+          <w:b/>
+          <w:bCs/>
+          <w:color w:val="000000"/>
+          <w:kern w:val="0"/>
+          <w14:ligatures w14:val="none"/>
+        </w:rPr>
+        <w:t>Massive intelligence gaps</w:t>
+      </w:r>
+      <w:r>
+        <w:rPr>
+          <w:rFonts w:ascii="Times New Roman" w:eastAsia="Times New Roman" w:hAnsi="Times New Roman" w:cs="Times New Roman"/>
+          <w:color w:val="000000"/>
+          <w:kern w:val="0"/>
+          <w14:ligatures w14:val="none"/>
+        </w:rPr>
+        <w:t> in finance, security, and enterprise decision-making lead to billions in </w:t>
+      </w:r>
+      <w:r>
+        <w:rPr>
+          <w:rFonts w:ascii="Times New Roman" w:eastAsia="Times New Roman" w:hAnsi="Times New Roman" w:cs="Times New Roman"/>
+          <w:b/>
+          <w:bCs/>
+          <w:color w:val="000000"/>
+          <w:kern w:val="0"/>
+          <w14:ligatures w14:val="none"/>
+        </w:rPr>
+        <w:t>misinformed risk exposure</w:t>
+      </w:r>
+      <w:r>
+        <w:rPr>
+          <w:rFonts w:ascii="Times New Roman" w:eastAsia="Times New Roman" w:hAnsi="Times New Roman" w:cs="Times New Roman"/>
+          <w:color w:val="000000"/>
+          <w:kern w:val="0"/>
+          <w14:ligatures w14:val="none"/>
+        </w:rPr>
+        <w:t> annually.</w:t>
+      </w:r>
+    </w:p>
+    <w:p>
+      <w:pPr>
+        <w:numPr>
+          <w:ilvl w:val="0"/>
+          <w:numId w:val="1"/>
+        </w:numPr>
+        <w:spacing w:before="100" w:beforeAutospacing="1" w:after="100" w:afterAutospacing="1" w:line="240" w:lineRule="auto"/>
+        <w:rPr>
+          <w:rFonts w:ascii="Times New Roman" w:eastAsia="Times New Roman" w:hAnsi="Times New Roman" w:cs="Times New Roman"/>
+          <w:color w:val="000000"/>
+          <w:kern w:val="0"/>
+          <w14:ligatures w14:val="none"/>
+        </w:rPr>
+      </w:pPr>
       <w:r>
         <w:rPr>
           <w:rFonts w:ascii="Apple Color Emoji" w:eastAsia="Times New Roman" w:hAnsi="Apple Color Emoji" w:cs="Apple Color Emoji"/>
@@ -336,26 +362,32 @@
           <w:kern w:val="0"/>
           <w14:ligatures w14:val="none"/>
         </w:rPr>
-        <w:t>80% of investors</w:t>
-      </w:r>
-      <w:r>
-        <w:rPr>
-          <w:rFonts w:ascii="Times New Roman" w:eastAsia="Times New Roman" w:hAnsi="Times New Roman" w:cs="Times New Roman"/>
-          <w:color w:val="000000"/>
-          <w:kern w:val="0"/>
-          <w14:ligatures w14:val="none"/>
-        </w:rPr>
-        <w:t> believe misinformation impacts trading decisions.</w:t>
-      </w:r>
-      <w:r>
-        <w:rPr>
-          <w:rFonts w:ascii="Times New Roman" w:eastAsia="Times New Roman" w:hAnsi="Times New Roman" w:cs="Times New Roman"/>
-          <w:color w:val="000000"/>
-          <w:kern w:val="0"/>
-          <w14:ligatures w14:val="none"/>
-        </w:rPr>
-        <w:br/>
-      </w:r>
+        <w:t>$200B+ market for AI intelligence</w:t>
+      </w:r>
+      <w:r>
+        <w:rPr>
+          <w:rFonts w:ascii="Times New Roman" w:eastAsia="Times New Roman" w:hAnsi="Times New Roman" w:cs="Times New Roman"/>
+          <w:color w:val="000000"/>
+          <w:kern w:val="0"/>
+          <w14:ligatures w14:val="none"/>
+        </w:rPr>
+        <w:t> – finance, security, geopolitical, and enterprise risk intelligence.</w:t>
+      </w:r>
+    </w:p>
+    <w:p>
+      <w:pPr>
+        <w:numPr>
+          <w:ilvl w:val="0"/>
+          <w:numId w:val="1"/>
+        </w:numPr>
+        <w:spacing w:before="100" w:beforeAutospacing="1" w:after="100" w:afterAutospacing="1" w:line="240" w:lineRule="auto"/>
+        <w:rPr>
+          <w:rFonts w:ascii="Times New Roman" w:eastAsia="Times New Roman" w:hAnsi="Times New Roman" w:cs="Times New Roman"/>
+          <w:color w:val="000000"/>
+          <w:kern w:val="0"/>
+          <w14:ligatures w14:val="none"/>
+        </w:rPr>
+      </w:pPr>
       <w:r>
         <w:rPr>
           <w:rFonts w:ascii="Apple Color Emoji" w:eastAsia="Times New Roman" w:hAnsi="Apple Color Emoji" w:cs="Apple Color Emoji"/>
@@ -383,16 +415,36 @@
           <w:kern w:val="0"/>
           <w14:ligatures w14:val="none"/>
         </w:rPr>
-        <w:t>News credibility is declining</w:t>
-      </w:r>
-      <w:r>
-        <w:rPr>
-          <w:rFonts w:ascii="Times New Roman" w:eastAsia="Times New Roman" w:hAnsi="Times New Roman" w:cs="Times New Roman"/>
-          <w:color w:val="000000"/>
-          <w:kern w:val="0"/>
-          <w14:ligatures w14:val="none"/>
-        </w:rPr>
-        <w:t>, creating demand for AI-driven fact verification.</w:t>
+        <w:t>Regulators, hedge funds, and enterprises</w:t>
+      </w:r>
+      <w:r>
+        <w:rPr>
+          <w:rFonts w:ascii="Times New Roman" w:eastAsia="Times New Roman" w:hAnsi="Times New Roman" w:cs="Times New Roman"/>
+          <w:color w:val="000000"/>
+          <w:kern w:val="0"/>
+          <w14:ligatures w14:val="none"/>
+        </w:rPr>
+        <w:t> are </w:t>
+      </w:r>
+      <w:r>
+        <w:rPr>
+          <w:rFonts w:ascii="Times New Roman" w:eastAsia="Times New Roman" w:hAnsi="Times New Roman" w:cs="Times New Roman"/>
+          <w:b/>
+          <w:bCs/>
+          <w:color w:val="000000"/>
+          <w:kern w:val="0"/>
+          <w14:ligatures w14:val="none"/>
+        </w:rPr>
+        <w:t>demanding real-time AI intelligence tools</w:t>
+      </w:r>
+      <w:r>
+        <w:rPr>
+          <w:rFonts w:ascii="Times New Roman" w:eastAsia="Times New Roman" w:hAnsi="Times New Roman" w:cs="Times New Roman"/>
+          <w:color w:val="000000"/>
+          <w:kern w:val="0"/>
+          <w14:ligatures w14:val="none"/>
+        </w:rPr>
+        <w:t> to navigate misinformation and shifting global narratives.</w:t>
       </w:r>
     </w:p>
     <w:p>
@@ -400,7 +452,6 @@
         <w:spacing w:after="0" w:line="240" w:lineRule="auto"/>
         <w:rPr>
           <w:rFonts w:ascii="Times New Roman" w:eastAsia="Times New Roman" w:hAnsi="Times New Roman" w:cs="Times New Roman"/>
-          <w:color w:val="000000"/>
           <w:kern w:val="0"/>
           <w14:ligatures w14:val="none"/>
         </w:rPr>
@@ -409,11 +460,10 @@
         <w:rPr>
           <w:rFonts w:ascii="Times New Roman" w:eastAsia="Times New Roman" w:hAnsi="Times New Roman" w:cs="Times New Roman"/>
           <w:noProof/>
-          <w:color w:val="000000"/>
           <w:kern w:val="0"/>
         </w:rPr>
         <w:pict>
-          <v:rect id="_x0000_i1030" alt="" style="width:468pt;height:.05pt;mso-width-percent:0;mso-height-percent:0;mso-width-percent:0;mso-height-percent:0" o:hralign="center" o:hrstd="t" o:hr="t" fillcolor="#a0a0a0" stroked="f"/>
+          <v:rect id="_x0000_i1041" alt="" style="width:468pt;height:.05pt;mso-width-percent:0;mso-height-percent:0;mso-width-percent:0;mso-height-percent:0" o:hralign="center" o:hrstd="t" o:hr="t" fillcolor="#a0a0a0" stroked="f"/>
         </w:pict>
       </w:r>
     </w:p>
@@ -469,12 +519,45 @@
           <w:szCs w:val="36"/>
           <w14:ligatures w14:val="none"/>
         </w:rPr>
-        <w:t xml:space="preserve"> Solution: AI-Powered Intelligence for Finance &amp; Media</w:t>
+        <w:t xml:space="preserve"> Solution: AI-Powered Intelligence for High-Stakes Decision-Making</w:t>
       </w:r>
     </w:p>
     <w:p>
       <w:pPr>
         <w:spacing w:before="100" w:beforeAutospacing="1" w:after="100" w:afterAutospacing="1" w:line="240" w:lineRule="auto"/>
+        <w:outlineLvl w:val="2"/>
+        <w:rPr>
+          <w:rFonts w:ascii="Times New Roman" w:eastAsia="Times New Roman" w:hAnsi="Times New Roman" w:cs="Times New Roman"/>
+          <w:b/>
+          <w:bCs/>
+          <w:color w:val="000000"/>
+          <w:kern w:val="0"/>
+          <w:sz w:val="27"/>
+          <w:szCs w:val="27"/>
+          <w14:ligatures w14:val="none"/>
+        </w:rPr>
+      </w:pPr>
+      <w:r>
+        <w:rPr>
+          <w:rFonts w:ascii="Times New Roman" w:eastAsia="Times New Roman" w:hAnsi="Times New Roman" w:cs="Times New Roman"/>
+          <w:b/>
+          <w:bCs/>
+          <w:color w:val="000000"/>
+          <w:kern w:val="0"/>
+          <w:sz w:val="27"/>
+          <w:szCs w:val="27"/>
+          <w14:ligatures w14:val="none"/>
+        </w:rPr>
+        <w:t>What Clarity Delivers</w:t>
+      </w:r>
+    </w:p>
+    <w:p>
+      <w:pPr>
+        <w:numPr>
+          <w:ilvl w:val="0"/>
+          <w:numId w:val="2"/>
+        </w:numPr>
+        <w:spacing w:before="100" w:beforeAutospacing="1" w:after="100" w:afterAutospacing="1" w:line="240" w:lineRule="auto"/>
         <w:rPr>
           <w:rFonts w:ascii="Times New Roman" w:eastAsia="Times New Roman" w:hAnsi="Times New Roman" w:cs="Times New Roman"/>
           <w:color w:val="000000"/>
@@ -509,26 +592,32 @@
           <w:kern w:val="0"/>
           <w14:ligatures w14:val="none"/>
         </w:rPr>
-        <w:t>Real-Time Contradiction Detection</w:t>
-      </w:r>
-      <w:r>
-        <w:rPr>
-          <w:rFonts w:ascii="Times New Roman" w:eastAsia="Times New Roman" w:hAnsi="Times New Roman" w:cs="Times New Roman"/>
-          <w:color w:val="000000"/>
-          <w:kern w:val="0"/>
-          <w14:ligatures w14:val="none"/>
-        </w:rPr>
-        <w:t> → AI tracks misinformation before markets react.</w:t>
-      </w:r>
-      <w:r>
-        <w:rPr>
-          <w:rFonts w:ascii="Times New Roman" w:eastAsia="Times New Roman" w:hAnsi="Times New Roman" w:cs="Times New Roman"/>
-          <w:color w:val="000000"/>
-          <w:kern w:val="0"/>
-          <w14:ligatures w14:val="none"/>
-        </w:rPr>
-        <w:br/>
-      </w:r>
+        <w:t>Real-Time AI-Driven Intelligence</w:t>
+      </w:r>
+      <w:r>
+        <w:rPr>
+          <w:rFonts w:ascii="Times New Roman" w:eastAsia="Times New Roman" w:hAnsi="Times New Roman" w:cs="Times New Roman"/>
+          <w:color w:val="000000"/>
+          <w:kern w:val="0"/>
+          <w14:ligatures w14:val="none"/>
+        </w:rPr>
+        <w:t> → Financial, geopolitical, and enterprise-grade intelligence in seconds.</w:t>
+      </w:r>
+    </w:p>
+    <w:p>
+      <w:pPr>
+        <w:numPr>
+          <w:ilvl w:val="0"/>
+          <w:numId w:val="2"/>
+        </w:numPr>
+        <w:spacing w:before="100" w:beforeAutospacing="1" w:after="100" w:afterAutospacing="1" w:line="240" w:lineRule="auto"/>
+        <w:rPr>
+          <w:rFonts w:ascii="Times New Roman" w:eastAsia="Times New Roman" w:hAnsi="Times New Roman" w:cs="Times New Roman"/>
+          <w:color w:val="000000"/>
+          <w:kern w:val="0"/>
+          <w14:ligatures w14:val="none"/>
+        </w:rPr>
+      </w:pPr>
       <w:r>
         <w:rPr>
           <w:rFonts w:ascii="Apple Color Emoji" w:eastAsia="Times New Roman" w:hAnsi="Apple Color Emoji" w:cs="Apple Color Emoji"/>
@@ -556,26 +645,43 @@
           <w:kern w:val="0"/>
           <w14:ligatures w14:val="none"/>
         </w:rPr>
-        <w:t>Market Impact Analysis</w:t>
-      </w:r>
-      <w:r>
-        <w:rPr>
-          <w:rFonts w:ascii="Times New Roman" w:eastAsia="Times New Roman" w:hAnsi="Times New Roman" w:cs="Times New Roman"/>
-          <w:color w:val="000000"/>
-          <w:kern w:val="0"/>
-          <w14:ligatures w14:val="none"/>
-        </w:rPr>
-        <w:t> → Quantifies misinformation influence on stock &amp; crypto markets.</w:t>
-      </w:r>
-      <w:r>
-        <w:rPr>
-          <w:rFonts w:ascii="Times New Roman" w:eastAsia="Times New Roman" w:hAnsi="Times New Roman" w:cs="Times New Roman"/>
-          <w:color w:val="000000"/>
-          <w:kern w:val="0"/>
-          <w14:ligatures w14:val="none"/>
-        </w:rPr>
-        <w:br/>
-      </w:r>
+        <w:t>Market &amp; Risk Impact Analysis</w:t>
+      </w:r>
+      <w:r>
+        <w:rPr>
+          <w:rFonts w:ascii="Times New Roman" w:eastAsia="Times New Roman" w:hAnsi="Times New Roman" w:cs="Times New Roman"/>
+          <w:color w:val="000000"/>
+          <w:kern w:val="0"/>
+          <w14:ligatures w14:val="none"/>
+        </w:rPr>
+        <w:t> → AI </w:t>
+      </w:r>
+      <w:r>
+        <w:rPr>
+          <w:rFonts w:ascii="Times New Roman" w:eastAsia="Times New Roman" w:hAnsi="Times New Roman" w:cs="Times New Roman"/>
+          <w:b/>
+          <w:bCs/>
+          <w:color w:val="000000"/>
+          <w:kern w:val="0"/>
+          <w14:ligatures w14:val="none"/>
+        </w:rPr>
+        <w:t>quantifies risk exposure and intelligence signals.</w:t>
+      </w:r>
+    </w:p>
+    <w:p>
+      <w:pPr>
+        <w:numPr>
+          <w:ilvl w:val="0"/>
+          <w:numId w:val="2"/>
+        </w:numPr>
+        <w:spacing w:before="100" w:beforeAutospacing="1" w:after="100" w:afterAutospacing="1" w:line="240" w:lineRule="auto"/>
+        <w:rPr>
+          <w:rFonts w:ascii="Times New Roman" w:eastAsia="Times New Roman" w:hAnsi="Times New Roman" w:cs="Times New Roman"/>
+          <w:color w:val="000000"/>
+          <w:kern w:val="0"/>
+          <w14:ligatures w14:val="none"/>
+        </w:rPr>
+      </w:pPr>
       <w:r>
         <w:rPr>
           <w:rFonts w:ascii="Apple Color Emoji" w:eastAsia="Times New Roman" w:hAnsi="Apple Color Emoji" w:cs="Apple Color Emoji"/>
@@ -603,46 +709,43 @@
           <w:kern w:val="0"/>
           <w14:ligatures w14:val="none"/>
         </w:rPr>
-        <w:t>Automated AI Research</w:t>
-      </w:r>
-      <w:r>
-        <w:rPr>
-          <w:rFonts w:ascii="Times New Roman" w:eastAsia="Times New Roman" w:hAnsi="Times New Roman" w:cs="Times New Roman"/>
-          <w:color w:val="000000"/>
-          <w:kern w:val="0"/>
-          <w14:ligatures w14:val="none"/>
-        </w:rPr>
-        <w:t> → Saves analysts </w:t>
-      </w:r>
-      <w:r>
-        <w:rPr>
-          <w:rFonts w:ascii="Times New Roman" w:eastAsia="Times New Roman" w:hAnsi="Times New Roman" w:cs="Times New Roman"/>
-          <w:b/>
-          <w:bCs/>
-          <w:color w:val="000000"/>
-          <w:kern w:val="0"/>
-          <w14:ligatures w14:val="none"/>
-        </w:rPr>
-        <w:t>hours of manual verification work</w:t>
-      </w:r>
-      <w:r>
-        <w:rPr>
-          <w:rFonts w:ascii="Times New Roman" w:eastAsia="Times New Roman" w:hAnsi="Times New Roman" w:cs="Times New Roman"/>
-          <w:color w:val="000000"/>
-          <w:kern w:val="0"/>
-          <w14:ligatures w14:val="none"/>
-        </w:rPr>
-        <w:t>.</w:t>
-      </w:r>
-      <w:r>
-        <w:rPr>
-          <w:rFonts w:ascii="Times New Roman" w:eastAsia="Times New Roman" w:hAnsi="Times New Roman" w:cs="Times New Roman"/>
-          <w:color w:val="000000"/>
-          <w:kern w:val="0"/>
-          <w14:ligatures w14:val="none"/>
-        </w:rPr>
-        <w:br/>
-      </w:r>
+        <w:t>Enterprise AI Intelligence Platform</w:t>
+      </w:r>
+      <w:r>
+        <w:rPr>
+          <w:rFonts w:ascii="Times New Roman" w:eastAsia="Times New Roman" w:hAnsi="Times New Roman" w:cs="Times New Roman"/>
+          <w:color w:val="000000"/>
+          <w:kern w:val="0"/>
+          <w14:ligatures w14:val="none"/>
+        </w:rPr>
+        <w:t> → Automates intelligence gathering and forecasting for </w:t>
+      </w:r>
+      <w:r>
+        <w:rPr>
+          <w:rFonts w:ascii="Times New Roman" w:eastAsia="Times New Roman" w:hAnsi="Times New Roman" w:cs="Times New Roman"/>
+          <w:b/>
+          <w:bCs/>
+          <w:color w:val="000000"/>
+          <w:kern w:val="0"/>
+          <w14:ligatures w14:val="none"/>
+        </w:rPr>
+        <w:t>hedge funds, institutions, and governments.</w:t>
+      </w:r>
+    </w:p>
+    <w:p>
+      <w:pPr>
+        <w:numPr>
+          <w:ilvl w:val="0"/>
+          <w:numId w:val="2"/>
+        </w:numPr>
+        <w:spacing w:before="100" w:beforeAutospacing="1" w:after="100" w:afterAutospacing="1" w:line="240" w:lineRule="auto"/>
+        <w:rPr>
+          <w:rFonts w:ascii="Times New Roman" w:eastAsia="Times New Roman" w:hAnsi="Times New Roman" w:cs="Times New Roman"/>
+          <w:color w:val="000000"/>
+          <w:kern w:val="0"/>
+          <w14:ligatures w14:val="none"/>
+        </w:rPr>
+      </w:pPr>
       <w:r>
         <w:rPr>
           <w:rFonts w:ascii="Apple Color Emoji" w:eastAsia="Times New Roman" w:hAnsi="Apple Color Emoji" w:cs="Apple Color Emoji"/>
@@ -670,16 +773,27 @@
           <w:kern w:val="0"/>
           <w14:ligatures w14:val="none"/>
         </w:rPr>
-        <w:t>Subscription-Based Revenue Model</w:t>
-      </w:r>
-      <w:r>
-        <w:rPr>
-          <w:rFonts w:ascii="Times New Roman" w:eastAsia="Times New Roman" w:hAnsi="Times New Roman" w:cs="Times New Roman"/>
-          <w:color w:val="000000"/>
-          <w:kern w:val="0"/>
-          <w14:ligatures w14:val="none"/>
-        </w:rPr>
-        <w:t> → Scalable, high-margin SaaS model.</w:t>
+        <w:t>Scalable SaaS &amp; API Model</w:t>
+      </w:r>
+      <w:r>
+        <w:rPr>
+          <w:rFonts w:ascii="Times New Roman" w:eastAsia="Times New Roman" w:hAnsi="Times New Roman" w:cs="Times New Roman"/>
+          <w:color w:val="000000"/>
+          <w:kern w:val="0"/>
+          <w14:ligatures w14:val="none"/>
+        </w:rPr>
+        <w:t> → AI intelligence </w:t>
+      </w:r>
+      <w:r>
+        <w:rPr>
+          <w:rFonts w:ascii="Times New Roman" w:eastAsia="Times New Roman" w:hAnsi="Times New Roman" w:cs="Times New Roman"/>
+          <w:b/>
+          <w:bCs/>
+          <w:color w:val="000000"/>
+          <w:kern w:val="0"/>
+          <w14:ligatures w14:val="none"/>
+        </w:rPr>
+        <w:t>seamlessly integrates into enterprise workflows.</w:t>
       </w:r>
     </w:p>
     <w:p>
@@ -687,7 +801,6 @@
         <w:spacing w:after="0" w:line="240" w:lineRule="auto"/>
         <w:rPr>
           <w:rFonts w:ascii="Times New Roman" w:eastAsia="Times New Roman" w:hAnsi="Times New Roman" w:cs="Times New Roman"/>
-          <w:color w:val="000000"/>
           <w:kern w:val="0"/>
           <w14:ligatures w14:val="none"/>
         </w:rPr>
@@ -696,11 +809,10 @@
         <w:rPr>
           <w:rFonts w:ascii="Times New Roman" w:eastAsia="Times New Roman" w:hAnsi="Times New Roman" w:cs="Times New Roman"/>
           <w:noProof/>
-          <w:color w:val="000000"/>
           <w:kern w:val="0"/>
         </w:rPr>
         <w:pict>
-          <v:rect id="_x0000_i1029" alt="" style="width:468pt;height:.05pt;mso-width-percent:0;mso-height-percent:0;mso-width-percent:0;mso-height-percent:0" o:hralign="center" o:hrstd="t" o:hr="t" fillcolor="#a0a0a0" stroked="f"/>
+          <v:rect id="_x0000_i1040" alt="" style="width:468pt;height:.05pt;mso-width-percent:0;mso-height-percent:0;mso-width-percent:0;mso-height-percent:0" o:hralign="center" o:hrstd="t" o:hr="t" fillcolor="#a0a0a0" stroked="f"/>
         </w:pict>
       </w:r>
     </w:p>
@@ -785,11 +897,16 @@
           <w:szCs w:val="27"/>
           <w14:ligatures w14:val="none"/>
         </w:rPr>
+        <w:lastRenderedPageBreak/>
         <w:t>Total Addressable Market (TAM)</w:t>
       </w:r>
     </w:p>
     <w:p>
       <w:pPr>
+        <w:numPr>
+          <w:ilvl w:val="0"/>
+          <w:numId w:val="3"/>
+        </w:numPr>
         <w:spacing w:before="100" w:beforeAutospacing="1" w:after="100" w:afterAutospacing="1" w:line="240" w:lineRule="auto"/>
         <w:rPr>
           <w:rFonts w:ascii="Times New Roman" w:eastAsia="Times New Roman" w:hAnsi="Times New Roman" w:cs="Times New Roman"/>
@@ -805,7 +922,7 @@
           <w:kern w:val="0"/>
           <w14:ligatures w14:val="none"/>
         </w:rPr>
-        <w:t>💰</w:t>
+        <w:t>💼</w:t>
       </w:r>
       <w:r>
         <w:rPr>
@@ -825,26 +942,32 @@
           <w:kern w:val="0"/>
           <w14:ligatures w14:val="none"/>
         </w:rPr>
-        <w:t>$200B+</w:t>
-      </w:r>
-      <w:r>
-        <w:rPr>
-          <w:rFonts w:ascii="Times New Roman" w:eastAsia="Times New Roman" w:hAnsi="Times New Roman" w:cs="Times New Roman"/>
-          <w:color w:val="000000"/>
-          <w:kern w:val="0"/>
-          <w14:ligatures w14:val="none"/>
-        </w:rPr>
-        <w:t> – Global misinformation &amp; intelligence analytics market.</w:t>
-      </w:r>
-      <w:r>
-        <w:rPr>
-          <w:rFonts w:ascii="Times New Roman" w:eastAsia="Times New Roman" w:hAnsi="Times New Roman" w:cs="Times New Roman"/>
-          <w:color w:val="000000"/>
-          <w:kern w:val="0"/>
-          <w14:ligatures w14:val="none"/>
-        </w:rPr>
-        <w:br/>
-      </w:r>
+        <w:t>$500B+ AI-driven intelligence market</w:t>
+      </w:r>
+      <w:r>
+        <w:rPr>
+          <w:rFonts w:ascii="Times New Roman" w:eastAsia="Times New Roman" w:hAnsi="Times New Roman" w:cs="Times New Roman"/>
+          <w:color w:val="000000"/>
+          <w:kern w:val="0"/>
+          <w14:ligatures w14:val="none"/>
+        </w:rPr>
+        <w:t> across finance, security, and enterprise risk.</w:t>
+      </w:r>
+    </w:p>
+    <w:p>
+      <w:pPr>
+        <w:numPr>
+          <w:ilvl w:val="0"/>
+          <w:numId w:val="3"/>
+        </w:numPr>
+        <w:spacing w:before="100" w:beforeAutospacing="1" w:after="100" w:afterAutospacing="1" w:line="240" w:lineRule="auto"/>
+        <w:rPr>
+          <w:rFonts w:ascii="Times New Roman" w:eastAsia="Times New Roman" w:hAnsi="Times New Roman" w:cs="Times New Roman"/>
+          <w:color w:val="000000"/>
+          <w:kern w:val="0"/>
+          <w14:ligatures w14:val="none"/>
+        </w:rPr>
+      </w:pPr>
       <w:r>
         <w:rPr>
           <w:rFonts w:ascii="Apple Color Emoji" w:eastAsia="Times New Roman" w:hAnsi="Apple Color Emoji" w:cs="Apple Color Emoji"/>
@@ -852,7 +975,7 @@
           <w:kern w:val="0"/>
           <w14:ligatures w14:val="none"/>
         </w:rPr>
-        <w:t>💰</w:t>
+        <w:t>💼</w:t>
       </w:r>
       <w:r>
         <w:rPr>
@@ -872,26 +995,32 @@
           <w:kern w:val="0"/>
           <w14:ligatures w14:val="none"/>
         </w:rPr>
-        <w:t>$50B+</w:t>
-      </w:r>
-      <w:r>
-        <w:rPr>
-          <w:rFonts w:ascii="Times New Roman" w:eastAsia="Times New Roman" w:hAnsi="Times New Roman" w:cs="Times New Roman"/>
-          <w:color w:val="000000"/>
-          <w:kern w:val="0"/>
-          <w14:ligatures w14:val="none"/>
-        </w:rPr>
-        <w:t> – Financial misinformation risk management.</w:t>
-      </w:r>
-      <w:r>
-        <w:rPr>
-          <w:rFonts w:ascii="Times New Roman" w:eastAsia="Times New Roman" w:hAnsi="Times New Roman" w:cs="Times New Roman"/>
-          <w:color w:val="000000"/>
-          <w:kern w:val="0"/>
-          <w14:ligatures w14:val="none"/>
-        </w:rPr>
-        <w:br/>
-      </w:r>
+        <w:t>$200B+ financial risk intelligence</w:t>
+      </w:r>
+      <w:r>
+        <w:rPr>
+          <w:rFonts w:ascii="Times New Roman" w:eastAsia="Times New Roman" w:hAnsi="Times New Roman" w:cs="Times New Roman"/>
+          <w:color w:val="000000"/>
+          <w:kern w:val="0"/>
+          <w14:ligatures w14:val="none"/>
+        </w:rPr>
+        <w:t> – hedge funds, investment firms, and financial institutions.</w:t>
+      </w:r>
+    </w:p>
+    <w:p>
+      <w:pPr>
+        <w:numPr>
+          <w:ilvl w:val="0"/>
+          <w:numId w:val="3"/>
+        </w:numPr>
+        <w:spacing w:before="100" w:beforeAutospacing="1" w:after="100" w:afterAutospacing="1" w:line="240" w:lineRule="auto"/>
+        <w:rPr>
+          <w:rFonts w:ascii="Times New Roman" w:eastAsia="Times New Roman" w:hAnsi="Times New Roman" w:cs="Times New Roman"/>
+          <w:color w:val="000000"/>
+          <w:kern w:val="0"/>
+          <w14:ligatures w14:val="none"/>
+        </w:rPr>
+      </w:pPr>
       <w:r>
         <w:rPr>
           <w:rFonts w:ascii="Apple Color Emoji" w:eastAsia="Times New Roman" w:hAnsi="Apple Color Emoji" w:cs="Apple Color Emoji"/>
@@ -899,7 +1028,7 @@
           <w:kern w:val="0"/>
           <w14:ligatures w14:val="none"/>
         </w:rPr>
-        <w:t>💰</w:t>
+        <w:t>💼</w:t>
       </w:r>
       <w:r>
         <w:rPr>
@@ -919,16 +1048,16 @@
           <w:kern w:val="0"/>
           <w14:ligatures w14:val="none"/>
         </w:rPr>
-        <w:t>$10B+</w:t>
-      </w:r>
-      <w:r>
-        <w:rPr>
-          <w:rFonts w:ascii="Times New Roman" w:eastAsia="Times New Roman" w:hAnsi="Times New Roman" w:cs="Times New Roman"/>
-          <w:color w:val="000000"/>
-          <w:kern w:val="0"/>
-          <w14:ligatures w14:val="none"/>
-        </w:rPr>
-        <w:t> – AI-driven investigative journalism &amp; research tools.</w:t>
+        <w:t>$50B+ geopolitical &amp; security intelligence</w:t>
+      </w:r>
+      <w:r>
+        <w:rPr>
+          <w:rFonts w:ascii="Times New Roman" w:eastAsia="Times New Roman" w:hAnsi="Times New Roman" w:cs="Times New Roman"/>
+          <w:color w:val="000000"/>
+          <w:kern w:val="0"/>
+          <w14:ligatures w14:val="none"/>
+        </w:rPr>
+        <w:t> – defense, regulatory agencies, and think tanks.</w:t>
       </w:r>
     </w:p>
     <w:p>
@@ -962,6 +1091,10 @@
     </w:p>
     <w:p>
       <w:pPr>
+        <w:numPr>
+          <w:ilvl w:val="0"/>
+          <w:numId w:val="4"/>
+        </w:numPr>
         <w:spacing w:before="100" w:beforeAutospacing="1" w:after="100" w:afterAutospacing="1" w:line="240" w:lineRule="auto"/>
         <w:rPr>
           <w:rFonts w:ascii="Times New Roman" w:eastAsia="Times New Roman" w:hAnsi="Times New Roman" w:cs="Times New Roman"/>
@@ -977,7 +1110,6 @@
           <w:kern w:val="0"/>
           <w14:ligatures w14:val="none"/>
         </w:rPr>
-        <w:lastRenderedPageBreak/>
         <w:t>📈</w:t>
       </w:r>
       <w:r>
@@ -987,37 +1119,43 @@
           <w:kern w:val="0"/>
           <w14:ligatures w14:val="none"/>
         </w:rPr>
-        <w:t xml:space="preserve"> Expected to </w:t>
-      </w:r>
-      <w:r>
-        <w:rPr>
-          <w:rFonts w:ascii="Times New Roman" w:eastAsia="Times New Roman" w:hAnsi="Times New Roman" w:cs="Times New Roman"/>
-          <w:b/>
-          <w:bCs/>
-          <w:color w:val="000000"/>
-          <w:kern w:val="0"/>
-          <w14:ligatures w14:val="none"/>
-        </w:rPr>
-        <w:t>capture 1-2% market share in 3 years</w:t>
-      </w:r>
-      <w:r>
-        <w:rPr>
-          <w:rFonts w:ascii="Times New Roman" w:eastAsia="Times New Roman" w:hAnsi="Times New Roman" w:cs="Times New Roman"/>
-          <w:color w:val="000000"/>
-          <w:kern w:val="0"/>
-          <w14:ligatures w14:val="none"/>
-        </w:rPr>
-        <w:t>.</w:t>
-      </w:r>
-      <w:r>
-        <w:rPr>
-          <w:rFonts w:ascii="Times New Roman" w:eastAsia="Times New Roman" w:hAnsi="Times New Roman" w:cs="Times New Roman"/>
-          <w:color w:val="000000"/>
-          <w:kern w:val="0"/>
-          <w14:ligatures w14:val="none"/>
-        </w:rPr>
-        <w:br/>
-      </w:r>
+        <w:t> </w:t>
+      </w:r>
+      <w:r>
+        <w:rPr>
+          <w:rFonts w:ascii="Times New Roman" w:eastAsia="Times New Roman" w:hAnsi="Times New Roman" w:cs="Times New Roman"/>
+          <w:b/>
+          <w:bCs/>
+          <w:color w:val="000000"/>
+          <w:kern w:val="0"/>
+          <w14:ligatures w14:val="none"/>
+        </w:rPr>
+        <w:t>1-2% market share in 3 years</w:t>
+      </w:r>
+      <w:r>
+        <w:rPr>
+          <w:rFonts w:ascii="Times New Roman" w:eastAsia="Times New Roman" w:hAnsi="Times New Roman" w:cs="Times New Roman"/>
+          <w:color w:val="000000"/>
+          <w:kern w:val="0"/>
+          <w14:ligatures w14:val="none"/>
+        </w:rPr>
+        <w:t> through enterprise AI intelligence adoption.</w:t>
+      </w:r>
+    </w:p>
+    <w:p>
+      <w:pPr>
+        <w:numPr>
+          <w:ilvl w:val="0"/>
+          <w:numId w:val="4"/>
+        </w:numPr>
+        <w:spacing w:before="100" w:beforeAutospacing="1" w:after="100" w:afterAutospacing="1" w:line="240" w:lineRule="auto"/>
+        <w:rPr>
+          <w:rFonts w:ascii="Times New Roman" w:eastAsia="Times New Roman" w:hAnsi="Times New Roman" w:cs="Times New Roman"/>
+          <w:color w:val="000000"/>
+          <w:kern w:val="0"/>
+          <w14:ligatures w14:val="none"/>
+        </w:rPr>
+      </w:pPr>
       <w:r>
         <w:rPr>
           <w:rFonts w:ascii="Apple Color Emoji" w:eastAsia="Times New Roman" w:hAnsi="Apple Color Emoji" w:cs="Apple Color Emoji"/>
@@ -1034,37 +1172,34 @@
           <w:kern w:val="0"/>
           <w14:ligatures w14:val="none"/>
         </w:rPr>
-        <w:t xml:space="preserve"> Scalability via </w:t>
-      </w:r>
-      <w:r>
-        <w:rPr>
-          <w:rFonts w:ascii="Times New Roman" w:eastAsia="Times New Roman" w:hAnsi="Times New Roman" w:cs="Times New Roman"/>
-          <w:b/>
-          <w:bCs/>
-          <w:color w:val="000000"/>
-          <w:kern w:val="0"/>
-          <w14:ligatures w14:val="none"/>
-        </w:rPr>
-        <w:t>finance → media → enterprise intelligence</w:t>
-      </w:r>
-      <w:r>
-        <w:rPr>
-          <w:rFonts w:ascii="Times New Roman" w:eastAsia="Times New Roman" w:hAnsi="Times New Roman" w:cs="Times New Roman"/>
-          <w:color w:val="000000"/>
-          <w:kern w:val="0"/>
-          <w14:ligatures w14:val="none"/>
-        </w:rPr>
-        <w:t>.</w:t>
-      </w:r>
-      <w:r>
-        <w:rPr>
-          <w:rFonts w:ascii="Times New Roman" w:eastAsia="Times New Roman" w:hAnsi="Times New Roman" w:cs="Times New Roman"/>
-          <w:color w:val="000000"/>
-          <w:kern w:val="0"/>
-          <w14:ligatures w14:val="none"/>
-        </w:rPr>
-        <w:br/>
-      </w:r>
+        <w:t> </w:t>
+      </w:r>
+      <w:r>
+        <w:rPr>
+          <w:rFonts w:ascii="Times New Roman" w:eastAsia="Times New Roman" w:hAnsi="Times New Roman" w:cs="Times New Roman"/>
+          <w:b/>
+          <w:bCs/>
+          <w:color w:val="000000"/>
+          <w:kern w:val="0"/>
+          <w14:ligatures w14:val="none"/>
+        </w:rPr>
+        <w:t>Scalability from finance → security → global enterprise intelligence.</w:t>
+      </w:r>
+    </w:p>
+    <w:p>
+      <w:pPr>
+        <w:numPr>
+          <w:ilvl w:val="0"/>
+          <w:numId w:val="4"/>
+        </w:numPr>
+        <w:spacing w:before="100" w:beforeAutospacing="1" w:after="100" w:afterAutospacing="1" w:line="240" w:lineRule="auto"/>
+        <w:rPr>
+          <w:rFonts w:ascii="Times New Roman" w:eastAsia="Times New Roman" w:hAnsi="Times New Roman" w:cs="Times New Roman"/>
+          <w:color w:val="000000"/>
+          <w:kern w:val="0"/>
+          <w14:ligatures w14:val="none"/>
+        </w:rPr>
+      </w:pPr>
       <w:r>
         <w:rPr>
           <w:rFonts w:ascii="Apple Color Emoji" w:eastAsia="Times New Roman" w:hAnsi="Apple Color Emoji" w:cs="Apple Color Emoji"/>
@@ -1081,27 +1216,18 @@
           <w:kern w:val="0"/>
           <w14:ligatures w14:val="none"/>
         </w:rPr>
-        <w:t xml:space="preserve"> Global expansion into </w:t>
-      </w:r>
-      <w:r>
-        <w:rPr>
-          <w:rFonts w:ascii="Times New Roman" w:eastAsia="Times New Roman" w:hAnsi="Times New Roman" w:cs="Times New Roman"/>
-          <w:b/>
-          <w:bCs/>
-          <w:color w:val="000000"/>
-          <w:kern w:val="0"/>
-          <w14:ligatures w14:val="none"/>
-        </w:rPr>
-        <w:t>EU, US, and Asia</w:t>
-      </w:r>
-      <w:r>
-        <w:rPr>
-          <w:rFonts w:ascii="Times New Roman" w:eastAsia="Times New Roman" w:hAnsi="Times New Roman" w:cs="Times New Roman"/>
-          <w:color w:val="000000"/>
-          <w:kern w:val="0"/>
-          <w14:ligatures w14:val="none"/>
-        </w:rPr>
-        <w:t> financial markets.</w:t>
+        <w:t> </w:t>
+      </w:r>
+      <w:r>
+        <w:rPr>
+          <w:rFonts w:ascii="Times New Roman" w:eastAsia="Times New Roman" w:hAnsi="Times New Roman" w:cs="Times New Roman"/>
+          <w:b/>
+          <w:bCs/>
+          <w:color w:val="000000"/>
+          <w:kern w:val="0"/>
+          <w14:ligatures w14:val="none"/>
+        </w:rPr>
+        <w:t>Strategic expansion into the US, EU, and Asia markets.</w:t>
       </w:r>
     </w:p>
     <w:p>
@@ -1109,20 +1235,18 @@
         <w:spacing w:after="0" w:line="240" w:lineRule="auto"/>
         <w:rPr>
           <w:rFonts w:ascii="Times New Roman" w:eastAsia="Times New Roman" w:hAnsi="Times New Roman" w:cs="Times New Roman"/>
-          <w:color w:val="000000"/>
-          <w:kern w:val="0"/>
-          <w14:ligatures w14:val="none"/>
-        </w:rPr>
-      </w:pPr>
-      <w:r>
-        <w:rPr>
-          <w:rFonts w:ascii="Times New Roman" w:eastAsia="Times New Roman" w:hAnsi="Times New Roman" w:cs="Times New Roman"/>
-          <w:noProof/>
-          <w:color w:val="000000"/>
-          <w:kern w:val="0"/>
+          <w:kern w:val="0"/>
+          <w14:ligatures w14:val="none"/>
+        </w:rPr>
+      </w:pPr>
+      <w:r>
+        <w:rPr>
+          <w:rFonts w:ascii="Times New Roman" w:eastAsia="Times New Roman" w:hAnsi="Times New Roman" w:cs="Times New Roman"/>
+          <w:kern w:val="0"/>
+          <w14:ligatures w14:val="none"/>
         </w:rPr>
         <w:pict>
-          <v:rect id="_x0000_i1028" alt="" style="width:468pt;height:.05pt;mso-width-percent:0;mso-height-percent:0;mso-width-percent:0;mso-height-percent:0" o:hralign="center" o:hrstd="t" o:hr="t" fillcolor="#a0a0a0" stroked="f"/>
+          <v:rect id="_x0000_i1035" style="width:0;height:1.5pt" o:hralign="center" o:hrstd="t" o:hr="t" fillcolor="#a0a0a0" stroked="f"/>
         </w:pict>
       </w:r>
     </w:p>
@@ -1212,6 +1336,10 @@
     </w:p>
     <w:p>
       <w:pPr>
+        <w:numPr>
+          <w:ilvl w:val="0"/>
+          <w:numId w:val="5"/>
+        </w:numPr>
         <w:spacing w:before="100" w:beforeAutospacing="1" w:after="100" w:afterAutospacing="1" w:line="240" w:lineRule="auto"/>
         <w:rPr>
           <w:rFonts w:ascii="Times New Roman" w:eastAsia="Times New Roman" w:hAnsi="Times New Roman" w:cs="Times New Roman"/>
@@ -1227,7 +1355,7 @@
           <w:kern w:val="0"/>
           <w14:ligatures w14:val="none"/>
         </w:rPr>
-        <w:t>💰</w:t>
+        <w:t>💼</w:t>
       </w:r>
       <w:r>
         <w:rPr>
@@ -1247,26 +1375,32 @@
           <w:kern w:val="0"/>
           <w14:ligatures w14:val="none"/>
         </w:rPr>
-        <w:t>Finance Subscription Plans</w:t>
-      </w:r>
-      <w:r>
-        <w:rPr>
-          <w:rFonts w:ascii="Times New Roman" w:eastAsia="Times New Roman" w:hAnsi="Times New Roman" w:cs="Times New Roman"/>
-          <w:color w:val="000000"/>
-          <w:kern w:val="0"/>
-          <w14:ligatures w14:val="none"/>
-        </w:rPr>
-        <w:t> → $500 - $10K/month.</w:t>
-      </w:r>
-      <w:r>
-        <w:rPr>
-          <w:rFonts w:ascii="Times New Roman" w:eastAsia="Times New Roman" w:hAnsi="Times New Roman" w:cs="Times New Roman"/>
-          <w:color w:val="000000"/>
-          <w:kern w:val="0"/>
-          <w14:ligatures w14:val="none"/>
-        </w:rPr>
-        <w:br/>
-      </w:r>
+        <w:t>Enterprise Intelligence SaaS</w:t>
+      </w:r>
+      <w:r>
+        <w:rPr>
+          <w:rFonts w:ascii="Times New Roman" w:eastAsia="Times New Roman" w:hAnsi="Times New Roman" w:cs="Times New Roman"/>
+          <w:color w:val="000000"/>
+          <w:kern w:val="0"/>
+          <w14:ligatures w14:val="none"/>
+        </w:rPr>
+        <w:t> → AI-driven intelligence for financial institutions &amp; corporations ($50K+/year).</w:t>
+      </w:r>
+    </w:p>
+    <w:p>
+      <w:pPr>
+        <w:numPr>
+          <w:ilvl w:val="0"/>
+          <w:numId w:val="5"/>
+        </w:numPr>
+        <w:spacing w:before="100" w:beforeAutospacing="1" w:after="100" w:afterAutospacing="1" w:line="240" w:lineRule="auto"/>
+        <w:rPr>
+          <w:rFonts w:ascii="Times New Roman" w:eastAsia="Times New Roman" w:hAnsi="Times New Roman" w:cs="Times New Roman"/>
+          <w:color w:val="000000"/>
+          <w:kern w:val="0"/>
+          <w14:ligatures w14:val="none"/>
+        </w:rPr>
+      </w:pPr>
       <w:r>
         <w:rPr>
           <w:rFonts w:ascii="Apple Color Emoji" w:eastAsia="Times New Roman" w:hAnsi="Apple Color Emoji" w:cs="Apple Color Emoji"/>
@@ -1274,7 +1408,7 @@
           <w:kern w:val="0"/>
           <w14:ligatures w14:val="none"/>
         </w:rPr>
-        <w:t>💰</w:t>
+        <w:t>💼</w:t>
       </w:r>
       <w:r>
         <w:rPr>
@@ -1294,26 +1428,32 @@
           <w:kern w:val="0"/>
           <w14:ligatures w14:val="none"/>
         </w:rPr>
-        <w:t>Enterprise AI Intelligence</w:t>
-      </w:r>
-      <w:r>
-        <w:rPr>
-          <w:rFonts w:ascii="Times New Roman" w:eastAsia="Times New Roman" w:hAnsi="Times New Roman" w:cs="Times New Roman"/>
-          <w:color w:val="000000"/>
-          <w:kern w:val="0"/>
-          <w14:ligatures w14:val="none"/>
-        </w:rPr>
-        <w:t> → $50K+/year for risk intelligence.</w:t>
-      </w:r>
-      <w:r>
-        <w:rPr>
-          <w:rFonts w:ascii="Times New Roman" w:eastAsia="Times New Roman" w:hAnsi="Times New Roman" w:cs="Times New Roman"/>
-          <w:color w:val="000000"/>
-          <w:kern w:val="0"/>
-          <w14:ligatures w14:val="none"/>
-        </w:rPr>
-        <w:br/>
-      </w:r>
+        <w:t>API Licensing</w:t>
+      </w:r>
+      <w:r>
+        <w:rPr>
+          <w:rFonts w:ascii="Times New Roman" w:eastAsia="Times New Roman" w:hAnsi="Times New Roman" w:cs="Times New Roman"/>
+          <w:color w:val="000000"/>
+          <w:kern w:val="0"/>
+          <w14:ligatures w14:val="none"/>
+        </w:rPr>
+        <w:t> → AI-powered intelligence insights for trading firms, hedge funds, and government agencies.</w:t>
+      </w:r>
+    </w:p>
+    <w:p>
+      <w:pPr>
+        <w:numPr>
+          <w:ilvl w:val="0"/>
+          <w:numId w:val="5"/>
+        </w:numPr>
+        <w:spacing w:before="100" w:beforeAutospacing="1" w:after="100" w:afterAutospacing="1" w:line="240" w:lineRule="auto"/>
+        <w:rPr>
+          <w:rFonts w:ascii="Times New Roman" w:eastAsia="Times New Roman" w:hAnsi="Times New Roman" w:cs="Times New Roman"/>
+          <w:color w:val="000000"/>
+          <w:kern w:val="0"/>
+          <w14:ligatures w14:val="none"/>
+        </w:rPr>
+      </w:pPr>
       <w:r>
         <w:rPr>
           <w:rFonts w:ascii="Apple Color Emoji" w:eastAsia="Times New Roman" w:hAnsi="Apple Color Emoji" w:cs="Apple Color Emoji"/>
@@ -1321,7 +1461,7 @@
           <w:kern w:val="0"/>
           <w14:ligatures w14:val="none"/>
         </w:rPr>
-        <w:t>💰</w:t>
+        <w:t>💼</w:t>
       </w:r>
       <w:r>
         <w:rPr>
@@ -1341,16 +1481,16 @@
           <w:kern w:val="0"/>
           <w14:ligatures w14:val="none"/>
         </w:rPr>
-        <w:t>Government Contracts</w:t>
-      </w:r>
-      <w:r>
-        <w:rPr>
-          <w:rFonts w:ascii="Times New Roman" w:eastAsia="Times New Roman" w:hAnsi="Times New Roman" w:cs="Times New Roman"/>
-          <w:color w:val="000000"/>
-          <w:kern w:val="0"/>
-          <w14:ligatures w14:val="none"/>
-        </w:rPr>
-        <w:t> → AI-driven geopolitical misinformation tracking.</w:t>
+        <w:t>Government &amp; Defense Intelligence Contracts</w:t>
+      </w:r>
+      <w:r>
+        <w:rPr>
+          <w:rFonts w:ascii="Times New Roman" w:eastAsia="Times New Roman" w:hAnsi="Times New Roman" w:cs="Times New Roman"/>
+          <w:color w:val="000000"/>
+          <w:kern w:val="0"/>
+          <w14:ligatures w14:val="none"/>
+        </w:rPr>
+        <w:t> → AI-driven national security &amp; geopolitical intelligence tools.</w:t>
       </w:r>
     </w:p>
     <w:p>
@@ -1384,6 +1524,10 @@
     </w:p>
     <w:p>
       <w:pPr>
+        <w:numPr>
+          <w:ilvl w:val="0"/>
+          <w:numId w:val="6"/>
+        </w:numPr>
         <w:spacing w:before="100" w:beforeAutospacing="1" w:after="100" w:afterAutospacing="1" w:line="240" w:lineRule="auto"/>
         <w:rPr>
           <w:rFonts w:ascii="Times New Roman" w:eastAsia="Times New Roman" w:hAnsi="Times New Roman" w:cs="Times New Roman"/>
@@ -1428,17 +1572,23 @@
           <w:kern w:val="0"/>
           <w14:ligatures w14:val="none"/>
         </w:rPr>
-        <w:t> $2M ARR (finance sector focus).</w:t>
-      </w:r>
-      <w:r>
-        <w:rPr>
-          <w:rFonts w:ascii="Times New Roman" w:eastAsia="Times New Roman" w:hAnsi="Times New Roman" w:cs="Times New Roman"/>
-          <w:color w:val="000000"/>
-          <w:kern w:val="0"/>
-          <w14:ligatures w14:val="none"/>
-        </w:rPr>
-        <w:br/>
-      </w:r>
+        <w:t> $2M ARR (initial hedge fund &amp; enterprise deals).</w:t>
+      </w:r>
+    </w:p>
+    <w:p>
+      <w:pPr>
+        <w:numPr>
+          <w:ilvl w:val="0"/>
+          <w:numId w:val="6"/>
+        </w:numPr>
+        <w:spacing w:before="100" w:beforeAutospacing="1" w:after="100" w:afterAutospacing="1" w:line="240" w:lineRule="auto"/>
+        <w:rPr>
+          <w:rFonts w:ascii="Times New Roman" w:eastAsia="Times New Roman" w:hAnsi="Times New Roman" w:cs="Times New Roman"/>
+          <w:color w:val="000000"/>
+          <w:kern w:val="0"/>
+          <w14:ligatures w14:val="none"/>
+        </w:rPr>
+      </w:pPr>
       <w:r>
         <w:rPr>
           <w:rFonts w:ascii="Apple Color Emoji" w:eastAsia="Times New Roman" w:hAnsi="Apple Color Emoji" w:cs="Apple Color Emoji"/>
@@ -1475,17 +1625,23 @@
           <w:kern w:val="0"/>
           <w14:ligatures w14:val="none"/>
         </w:rPr>
-        <w:t> $10M ARR (expansion to investigative journalism).</w:t>
-      </w:r>
-      <w:r>
-        <w:rPr>
-          <w:rFonts w:ascii="Times New Roman" w:eastAsia="Times New Roman" w:hAnsi="Times New Roman" w:cs="Times New Roman"/>
-          <w:color w:val="000000"/>
-          <w:kern w:val="0"/>
-          <w14:ligatures w14:val="none"/>
-        </w:rPr>
-        <w:br/>
-      </w:r>
+        <w:t> $10M ARR (expansion into geopolitical &amp; security intelligence markets).</w:t>
+      </w:r>
+    </w:p>
+    <w:p>
+      <w:pPr>
+        <w:numPr>
+          <w:ilvl w:val="0"/>
+          <w:numId w:val="6"/>
+        </w:numPr>
+        <w:spacing w:before="100" w:beforeAutospacing="1" w:after="100" w:afterAutospacing="1" w:line="240" w:lineRule="auto"/>
+        <w:rPr>
+          <w:rFonts w:ascii="Times New Roman" w:eastAsia="Times New Roman" w:hAnsi="Times New Roman" w:cs="Times New Roman"/>
+          <w:color w:val="000000"/>
+          <w:kern w:val="0"/>
+          <w14:ligatures w14:val="none"/>
+        </w:rPr>
+      </w:pPr>
       <w:r>
         <w:rPr>
           <w:rFonts w:ascii="Apple Color Emoji" w:eastAsia="Times New Roman" w:hAnsi="Apple Color Emoji" w:cs="Apple Color Emoji"/>
@@ -1522,7 +1678,7 @@
           <w:kern w:val="0"/>
           <w14:ligatures w14:val="none"/>
         </w:rPr>
-        <w:t> $50M ARR (enterprise &amp; government adoption).</w:t>
+        <w:t> $50M+ ARR (global enterprise intelligence adoption).</w:t>
       </w:r>
     </w:p>
     <w:p>
@@ -1530,7 +1686,6 @@
         <w:spacing w:after="0" w:line="240" w:lineRule="auto"/>
         <w:rPr>
           <w:rFonts w:ascii="Times New Roman" w:eastAsia="Times New Roman" w:hAnsi="Times New Roman" w:cs="Times New Roman"/>
-          <w:color w:val="000000"/>
           <w:kern w:val="0"/>
           <w14:ligatures w14:val="none"/>
         </w:rPr>
@@ -1539,11 +1694,10 @@
         <w:rPr>
           <w:rFonts w:ascii="Times New Roman" w:eastAsia="Times New Roman" w:hAnsi="Times New Roman" w:cs="Times New Roman"/>
           <w:noProof/>
-          <w:color w:val="000000"/>
           <w:kern w:val="0"/>
         </w:rPr>
         <w:pict>
-          <v:rect id="_x0000_i1027" alt="" style="width:468pt;height:.05pt;mso-width-percent:0;mso-height-percent:0;mso-width-percent:0;mso-height-percent:0" o:hralign="center" o:hrstd="t" o:hr="t" fillcolor="#a0a0a0" stroked="f"/>
+          <v:rect id="_x0000_i1039" alt="" style="width:468pt;height:.05pt;mso-width-percent:0;mso-height-percent:0;mso-width-percent:0;mso-height-percent:0" o:hralign="center" o:hrstd="t" o:hr="t" fillcolor="#a0a0a0" stroked="f"/>
         </w:pict>
       </w:r>
     </w:p>
@@ -1633,6 +1787,10 @@
     </w:p>
     <w:p>
       <w:pPr>
+        <w:numPr>
+          <w:ilvl w:val="0"/>
+          <w:numId w:val="7"/>
+        </w:numPr>
         <w:spacing w:before="100" w:beforeAutospacing="1" w:after="100" w:afterAutospacing="1" w:line="240" w:lineRule="auto"/>
         <w:rPr>
           <w:rFonts w:ascii="Times New Roman" w:eastAsia="Times New Roman" w:hAnsi="Times New Roman" w:cs="Times New Roman"/>
@@ -1668,17 +1826,43 @@
           <w:kern w:val="0"/>
           <w14:ligatures w14:val="none"/>
         </w:rPr>
-        <w:t>First-to-market AI for misinformation tracking in finance.</w:t>
-      </w:r>
-      <w:r>
-        <w:rPr>
-          <w:rFonts w:ascii="Times New Roman" w:eastAsia="Times New Roman" w:hAnsi="Times New Roman" w:cs="Times New Roman"/>
-          <w:color w:val="000000"/>
-          <w:kern w:val="0"/>
-          <w14:ligatures w14:val="none"/>
-        </w:rPr>
-        <w:br/>
-      </w:r>
+        <w:t>First-to-market AI intelligence infrastructure</w:t>
+      </w:r>
+      <w:r>
+        <w:rPr>
+          <w:rFonts w:ascii="Times New Roman" w:eastAsia="Times New Roman" w:hAnsi="Times New Roman" w:cs="Times New Roman"/>
+          <w:color w:val="000000"/>
+          <w:kern w:val="0"/>
+          <w14:ligatures w14:val="none"/>
+        </w:rPr>
+        <w:t> – No other AI platform unifies real-time </w:t>
+      </w:r>
+      <w:r>
+        <w:rPr>
+          <w:rFonts w:ascii="Times New Roman" w:eastAsia="Times New Roman" w:hAnsi="Times New Roman" w:cs="Times New Roman"/>
+          <w:b/>
+          <w:bCs/>
+          <w:color w:val="000000"/>
+          <w:kern w:val="0"/>
+          <w14:ligatures w14:val="none"/>
+        </w:rPr>
+        <w:t>finance, security, and enterprise intelligence.</w:t>
+      </w:r>
+    </w:p>
+    <w:p>
+      <w:pPr>
+        <w:numPr>
+          <w:ilvl w:val="0"/>
+          <w:numId w:val="7"/>
+        </w:numPr>
+        <w:spacing w:before="100" w:beforeAutospacing="1" w:after="100" w:afterAutospacing="1" w:line="240" w:lineRule="auto"/>
+        <w:rPr>
+          <w:rFonts w:ascii="Times New Roman" w:eastAsia="Times New Roman" w:hAnsi="Times New Roman" w:cs="Times New Roman"/>
+          <w:color w:val="000000"/>
+          <w:kern w:val="0"/>
+          <w14:ligatures w14:val="none"/>
+        </w:rPr>
+      </w:pPr>
       <w:r>
         <w:rPr>
           <w:rFonts w:ascii="Apple Color Emoji" w:eastAsia="Times New Roman" w:hAnsi="Apple Color Emoji" w:cs="Apple Color Emoji"/>
@@ -1686,6 +1870,7 @@
           <w:kern w:val="0"/>
           <w14:ligatures w14:val="none"/>
         </w:rPr>
+        <w:lastRenderedPageBreak/>
         <w:t>✅</w:t>
       </w:r>
       <w:r>
@@ -1706,17 +1891,74 @@
           <w:kern w:val="0"/>
           <w14:ligatures w14:val="none"/>
         </w:rPr>
-        <w:t>Deep learning-powered contradiction analysis, unmatched in speed &amp; accuracy.</w:t>
-      </w:r>
-      <w:r>
-        <w:rPr>
-          <w:rFonts w:ascii="Times New Roman" w:eastAsia="Times New Roman" w:hAnsi="Times New Roman" w:cs="Times New Roman"/>
-          <w:color w:val="000000"/>
-          <w:kern w:val="0"/>
-          <w14:ligatures w14:val="none"/>
-        </w:rPr>
-        <w:br/>
-      </w:r>
+        <w:t>Proprietary AI-driven contradiction &amp; risk analysis</w:t>
+      </w:r>
+      <w:r>
+        <w:rPr>
+          <w:rFonts w:ascii="Times New Roman" w:eastAsia="Times New Roman" w:hAnsi="Times New Roman" w:cs="Times New Roman"/>
+          <w:color w:val="000000"/>
+          <w:kern w:val="0"/>
+          <w14:ligatures w14:val="none"/>
+        </w:rPr>
+        <w:t> – Predicts </w:t>
+      </w:r>
+      <w:r>
+        <w:rPr>
+          <w:rFonts w:ascii="Times New Roman" w:eastAsia="Times New Roman" w:hAnsi="Times New Roman" w:cs="Times New Roman"/>
+          <w:b/>
+          <w:bCs/>
+          <w:color w:val="000000"/>
+          <w:kern w:val="0"/>
+          <w14:ligatures w14:val="none"/>
+        </w:rPr>
+        <w:t xml:space="preserve">market impact &amp; geopolitical risk </w:t>
+      </w:r>
+      <w:proofErr w:type="spellStart"/>
+      <w:r>
+        <w:rPr>
+          <w:rFonts w:ascii="Times New Roman" w:eastAsia="Times New Roman" w:hAnsi="Times New Roman" w:cs="Times New Roman"/>
+          <w:b/>
+          <w:bCs/>
+          <w:color w:val="000000"/>
+          <w:kern w:val="0"/>
+          <w14:ligatures w14:val="none"/>
+        </w:rPr>
+        <w:t>factors</w:t>
+      </w:r>
+      <w:r>
+        <w:rPr>
+          <w:rFonts w:ascii="Times New Roman" w:eastAsia="Times New Roman" w:hAnsi="Times New Roman" w:cs="Times New Roman"/>
+          <w:color w:val="000000"/>
+          <w:kern w:val="0"/>
+          <w14:ligatures w14:val="none"/>
+        </w:rPr>
+        <w:t>in</w:t>
+      </w:r>
+      <w:proofErr w:type="spellEnd"/>
+      <w:r>
+        <w:rPr>
+          <w:rFonts w:ascii="Times New Roman" w:eastAsia="Times New Roman" w:hAnsi="Times New Roman" w:cs="Times New Roman"/>
+          <w:color w:val="000000"/>
+          <w:kern w:val="0"/>
+          <w14:ligatures w14:val="none"/>
+        </w:rPr>
+        <w:t xml:space="preserve"> real-time.</w:t>
+      </w:r>
+    </w:p>
+    <w:p>
+      <w:pPr>
+        <w:numPr>
+          <w:ilvl w:val="0"/>
+          <w:numId w:val="7"/>
+        </w:numPr>
+        <w:spacing w:before="100" w:beforeAutospacing="1" w:after="100" w:afterAutospacing="1" w:line="240" w:lineRule="auto"/>
+        <w:rPr>
+          <w:rFonts w:ascii="Times New Roman" w:eastAsia="Times New Roman" w:hAnsi="Times New Roman" w:cs="Times New Roman"/>
+          <w:color w:val="000000"/>
+          <w:kern w:val="0"/>
+          <w14:ligatures w14:val="none"/>
+        </w:rPr>
+      </w:pPr>
       <w:r>
         <w:rPr>
           <w:rFonts w:ascii="Apple Color Emoji" w:eastAsia="Times New Roman" w:hAnsi="Apple Color Emoji" w:cs="Apple Color Emoji"/>
@@ -1744,17 +1986,52 @@
           <w:kern w:val="0"/>
           <w14:ligatures w14:val="none"/>
         </w:rPr>
-        <w:t>Exclusive hedge fund partnerships &amp; real-time trading impact analysis.</w:t>
-      </w:r>
-      <w:r>
-        <w:rPr>
-          <w:rFonts w:ascii="Times New Roman" w:eastAsia="Times New Roman" w:hAnsi="Times New Roman" w:cs="Times New Roman"/>
-          <w:color w:val="000000"/>
-          <w:kern w:val="0"/>
-          <w14:ligatures w14:val="none"/>
-        </w:rPr>
-        <w:br/>
-      </w:r>
+        <w:t>Exclusive hedge fund &amp; institutional partnerships</w:t>
+      </w:r>
+      <w:r>
+        <w:rPr>
+          <w:rFonts w:ascii="Times New Roman" w:eastAsia="Times New Roman" w:hAnsi="Times New Roman" w:cs="Times New Roman"/>
+          <w:color w:val="000000"/>
+          <w:kern w:val="0"/>
+          <w14:ligatures w14:val="none"/>
+        </w:rPr>
+        <w:t> → AI intelligence </w:t>
+      </w:r>
+      <w:r>
+        <w:rPr>
+          <w:rFonts w:ascii="Times New Roman" w:eastAsia="Times New Roman" w:hAnsi="Times New Roman" w:cs="Times New Roman"/>
+          <w:b/>
+          <w:bCs/>
+          <w:color w:val="000000"/>
+          <w:kern w:val="0"/>
+          <w14:ligatures w14:val="none"/>
+        </w:rPr>
+        <w:t>directly monetized</w:t>
+      </w:r>
+      <w:r>
+        <w:rPr>
+          <w:rFonts w:ascii="Times New Roman" w:eastAsia="Times New Roman" w:hAnsi="Times New Roman" w:cs="Times New Roman"/>
+          <w:color w:val="000000"/>
+          <w:kern w:val="0"/>
+          <w14:ligatures w14:val="none"/>
+        </w:rPr>
+        <w:t> via high-value clients.</w:t>
+      </w:r>
+    </w:p>
+    <w:p>
+      <w:pPr>
+        <w:numPr>
+          <w:ilvl w:val="0"/>
+          <w:numId w:val="7"/>
+        </w:numPr>
+        <w:spacing w:before="100" w:beforeAutospacing="1" w:after="100" w:afterAutospacing="1" w:line="240" w:lineRule="auto"/>
+        <w:rPr>
+          <w:rFonts w:ascii="Times New Roman" w:eastAsia="Times New Roman" w:hAnsi="Times New Roman" w:cs="Times New Roman"/>
+          <w:color w:val="000000"/>
+          <w:kern w:val="0"/>
+          <w14:ligatures w14:val="none"/>
+        </w:rPr>
+      </w:pPr>
       <w:r>
         <w:rPr>
           <w:rFonts w:ascii="Apple Color Emoji" w:eastAsia="Times New Roman" w:hAnsi="Apple Color Emoji" w:cs="Apple Color Emoji"/>
@@ -1782,7 +2059,16 @@
           <w:kern w:val="0"/>
           <w14:ligatures w14:val="none"/>
         </w:rPr>
-        <w:t>Scalable SaaS model for long-term enterprise expansion.</w:t>
+        <w:t>Scalable SaaS &amp; API business model</w:t>
+      </w:r>
+      <w:r>
+        <w:rPr>
+          <w:rFonts w:ascii="Times New Roman" w:eastAsia="Times New Roman" w:hAnsi="Times New Roman" w:cs="Times New Roman"/>
+          <w:color w:val="000000"/>
+          <w:kern w:val="0"/>
+          <w14:ligatures w14:val="none"/>
+        </w:rPr>
+        <w:t> → Enterprise adoption without friction.</w:t>
       </w:r>
     </w:p>
     <w:p>
@@ -1790,7 +2076,6 @@
         <w:spacing w:after="0" w:line="240" w:lineRule="auto"/>
         <w:rPr>
           <w:rFonts w:ascii="Times New Roman" w:eastAsia="Times New Roman" w:hAnsi="Times New Roman" w:cs="Times New Roman"/>
-          <w:color w:val="000000"/>
           <w:kern w:val="0"/>
           <w14:ligatures w14:val="none"/>
         </w:rPr>
@@ -1799,11 +2084,10 @@
         <w:rPr>
           <w:rFonts w:ascii="Times New Roman" w:eastAsia="Times New Roman" w:hAnsi="Times New Roman" w:cs="Times New Roman"/>
           <w:noProof/>
-          <w:color w:val="000000"/>
           <w:kern w:val="0"/>
         </w:rPr>
         <w:pict>
-          <v:rect id="_x0000_i1026" alt="" style="width:468pt;height:.05pt;mso-width-percent:0;mso-height-percent:0;mso-width-percent:0;mso-height-percent:0" o:hralign="center" o:hrstd="t" o:hr="t" fillcolor="#a0a0a0" stroked="f"/>
+          <v:rect id="_x0000_i1038" alt="" style="width:468pt;height:.05pt;mso-width-percent:0;mso-height-percent:0;mso-width-percent:0;mso-height-percent:0" o:hralign="center" o:hrstd="t" o:hr="t" fillcolor="#a0a0a0" stroked="f"/>
         </w:pict>
       </w:r>
     </w:p>
@@ -1893,6 +2177,10 @@
     </w:p>
     <w:p>
       <w:pPr>
+        <w:numPr>
+          <w:ilvl w:val="0"/>
+          <w:numId w:val="8"/>
+        </w:numPr>
         <w:spacing w:before="100" w:beforeAutospacing="1" w:after="100" w:afterAutospacing="1" w:line="240" w:lineRule="auto"/>
         <w:rPr>
           <w:rFonts w:ascii="Times New Roman" w:eastAsia="Times New Roman" w:hAnsi="Times New Roman" w:cs="Times New Roman"/>
@@ -1908,7 +2196,7 @@
           <w:kern w:val="0"/>
           <w14:ligatures w14:val="none"/>
         </w:rPr>
-        <w:t>💰</w:t>
+        <w:t>💼</w:t>
       </w:r>
       <w:r>
         <w:rPr>
@@ -1939,15 +2227,21 @@
         </w:rPr>
         <w:t> – AI model refinement &amp; hiring top AI engineers.</w:t>
       </w:r>
-      <w:r>
-        <w:rPr>
-          <w:rFonts w:ascii="Times New Roman" w:eastAsia="Times New Roman" w:hAnsi="Times New Roman" w:cs="Times New Roman"/>
-          <w:color w:val="000000"/>
-          <w:kern w:val="0"/>
-          <w14:ligatures w14:val="none"/>
-        </w:rPr>
-        <w:br/>
-      </w:r>
+    </w:p>
+    <w:p>
+      <w:pPr>
+        <w:numPr>
+          <w:ilvl w:val="0"/>
+          <w:numId w:val="8"/>
+        </w:numPr>
+        <w:spacing w:before="100" w:beforeAutospacing="1" w:after="100" w:afterAutospacing="1" w:line="240" w:lineRule="auto"/>
+        <w:rPr>
+          <w:rFonts w:ascii="Times New Roman" w:eastAsia="Times New Roman" w:hAnsi="Times New Roman" w:cs="Times New Roman"/>
+          <w:color w:val="000000"/>
+          <w:kern w:val="0"/>
+          <w14:ligatures w14:val="none"/>
+        </w:rPr>
+      </w:pPr>
       <w:r>
         <w:rPr>
           <w:rFonts w:ascii="Apple Color Emoji" w:eastAsia="Times New Roman" w:hAnsi="Apple Color Emoji" w:cs="Apple Color Emoji"/>
@@ -1955,7 +2249,7 @@
           <w:kern w:val="0"/>
           <w14:ligatures w14:val="none"/>
         </w:rPr>
-        <w:t>💰</w:t>
+        <w:t>💼</w:t>
       </w:r>
       <w:r>
         <w:rPr>
@@ -1986,15 +2280,21 @@
         </w:rPr>
         <w:t> – Market expansion &amp; sales team scaling.</w:t>
       </w:r>
-      <w:r>
-        <w:rPr>
-          <w:rFonts w:ascii="Times New Roman" w:eastAsia="Times New Roman" w:hAnsi="Times New Roman" w:cs="Times New Roman"/>
-          <w:color w:val="000000"/>
-          <w:kern w:val="0"/>
-          <w14:ligatures w14:val="none"/>
-        </w:rPr>
-        <w:br/>
-      </w:r>
+    </w:p>
+    <w:p>
+      <w:pPr>
+        <w:numPr>
+          <w:ilvl w:val="0"/>
+          <w:numId w:val="8"/>
+        </w:numPr>
+        <w:spacing w:before="100" w:beforeAutospacing="1" w:after="100" w:afterAutospacing="1" w:line="240" w:lineRule="auto"/>
+        <w:rPr>
+          <w:rFonts w:ascii="Times New Roman" w:eastAsia="Times New Roman" w:hAnsi="Times New Roman" w:cs="Times New Roman"/>
+          <w:color w:val="000000"/>
+          <w:kern w:val="0"/>
+          <w14:ligatures w14:val="none"/>
+        </w:rPr>
+      </w:pPr>
       <w:r>
         <w:rPr>
           <w:rFonts w:ascii="Apple Color Emoji" w:eastAsia="Times New Roman" w:hAnsi="Apple Color Emoji" w:cs="Apple Color Emoji"/>
@@ -2002,7 +2302,7 @@
           <w:kern w:val="0"/>
           <w14:ligatures w14:val="none"/>
         </w:rPr>
-        <w:t>💰</w:t>
+        <w:t>💼</w:t>
       </w:r>
       <w:r>
         <w:rPr>
@@ -2060,12 +2360,15 @@
           <w:szCs w:val="27"/>
           <w14:ligatures w14:val="none"/>
         </w:rPr>
-        <w:lastRenderedPageBreak/>
         <w:t>Investor Benefits</w:t>
       </w:r>
     </w:p>
     <w:p>
       <w:pPr>
+        <w:numPr>
+          <w:ilvl w:val="0"/>
+          <w:numId w:val="9"/>
+        </w:numPr>
         <w:spacing w:before="100" w:beforeAutospacing="1" w:after="100" w:afterAutospacing="1" w:line="240" w:lineRule="auto"/>
         <w:rPr>
           <w:rFonts w:ascii="Times New Roman" w:eastAsia="Times New Roman" w:hAnsi="Times New Roman" w:cs="Times New Roman"/>
@@ -2101,17 +2404,23 @@
           <w:kern w:val="0"/>
           <w14:ligatures w14:val="none"/>
         </w:rPr>
-        <w:t>High-growth SaaS model with enterprise-grade scalability.</w:t>
-      </w:r>
-      <w:r>
-        <w:rPr>
-          <w:rFonts w:ascii="Times New Roman" w:eastAsia="Times New Roman" w:hAnsi="Times New Roman" w:cs="Times New Roman"/>
-          <w:color w:val="000000"/>
-          <w:kern w:val="0"/>
-          <w14:ligatures w14:val="none"/>
-        </w:rPr>
-        <w:br/>
-      </w:r>
+        <w:t>High-growth AI intelligence model with global expansion potential.</w:t>
+      </w:r>
+    </w:p>
+    <w:p>
+      <w:pPr>
+        <w:numPr>
+          <w:ilvl w:val="0"/>
+          <w:numId w:val="9"/>
+        </w:numPr>
+        <w:spacing w:before="100" w:beforeAutospacing="1" w:after="100" w:afterAutospacing="1" w:line="240" w:lineRule="auto"/>
+        <w:rPr>
+          <w:rFonts w:ascii="Times New Roman" w:eastAsia="Times New Roman" w:hAnsi="Times New Roman" w:cs="Times New Roman"/>
+          <w:color w:val="000000"/>
+          <w:kern w:val="0"/>
+          <w14:ligatures w14:val="none"/>
+        </w:rPr>
+      </w:pPr>
       <w:r>
         <w:rPr>
           <w:rFonts w:ascii="Apple Color Emoji" w:eastAsia="Times New Roman" w:hAnsi="Apple Color Emoji" w:cs="Apple Color Emoji"/>
@@ -2139,17 +2448,23 @@
           <w:kern w:val="0"/>
           <w14:ligatures w14:val="none"/>
         </w:rPr>
-        <w:t>Early market entry into misinformation analytics ($200B+ TAM).</w:t>
-      </w:r>
-      <w:r>
-        <w:rPr>
-          <w:rFonts w:ascii="Times New Roman" w:eastAsia="Times New Roman" w:hAnsi="Times New Roman" w:cs="Times New Roman"/>
-          <w:color w:val="000000"/>
-          <w:kern w:val="0"/>
-          <w14:ligatures w14:val="none"/>
-        </w:rPr>
-        <w:br/>
-      </w:r>
+        <w:t>First-mover advantage in the $500B+ AI intelligence market.</w:t>
+      </w:r>
+    </w:p>
+    <w:p>
+      <w:pPr>
+        <w:numPr>
+          <w:ilvl w:val="0"/>
+          <w:numId w:val="9"/>
+        </w:numPr>
+        <w:spacing w:before="100" w:beforeAutospacing="1" w:after="100" w:afterAutospacing="1" w:line="240" w:lineRule="auto"/>
+        <w:rPr>
+          <w:rFonts w:ascii="Times New Roman" w:eastAsia="Times New Roman" w:hAnsi="Times New Roman" w:cs="Times New Roman"/>
+          <w:color w:val="000000"/>
+          <w:kern w:val="0"/>
+          <w14:ligatures w14:val="none"/>
+        </w:rPr>
+      </w:pPr>
       <w:r>
         <w:rPr>
           <w:rFonts w:ascii="Apple Color Emoji" w:eastAsia="Times New Roman" w:hAnsi="Apple Color Emoji" w:cs="Apple Color Emoji"/>
@@ -2177,7 +2492,7 @@
           <w:kern w:val="0"/>
           <w14:ligatures w14:val="none"/>
         </w:rPr>
-        <w:t>Potential for IPO or acquisition by major financial data providers.</w:t>
+        <w:t>Exit potential via IPO or acquisition by major financial, security, or intelligence firms.</w:t>
       </w:r>
     </w:p>
     <w:p>
@@ -2185,7 +2500,6 @@
         <w:spacing w:after="0" w:line="240" w:lineRule="auto"/>
         <w:rPr>
           <w:rFonts w:ascii="Times New Roman" w:eastAsia="Times New Roman" w:hAnsi="Times New Roman" w:cs="Times New Roman"/>
-          <w:color w:val="000000"/>
           <w:kern w:val="0"/>
           <w14:ligatures w14:val="none"/>
         </w:rPr>
@@ -2194,11 +2508,10 @@
         <w:rPr>
           <w:rFonts w:ascii="Times New Roman" w:eastAsia="Times New Roman" w:hAnsi="Times New Roman" w:cs="Times New Roman"/>
           <w:noProof/>
-          <w:color w:val="000000"/>
           <w:kern w:val="0"/>
         </w:rPr>
         <w:pict>
-          <v:rect id="_x0000_i1025" alt="" style="width:468pt;height:.05pt;mso-width-percent:0;mso-height-percent:0;mso-width-percent:0;mso-height-percent:0" o:hralign="center" o:hrstd="t" o:hr="t" fillcolor="#a0a0a0" stroked="f"/>
+          <v:rect id="_x0000_i1037" alt="" style="width:468pt;height:.05pt;mso-width-percent:0;mso-height-percent:0;mso-width-percent:0;mso-height-percent:0" o:hralign="center" o:hrstd="t" o:hr="t" fillcolor="#a0a0a0" stroked="f"/>
         </w:pict>
       </w:r>
     </w:p>
@@ -2241,11 +2554,15 @@
           <w:szCs w:val="36"/>
           <w14:ligatures w14:val="none"/>
         </w:rPr>
-        <w:t> Execution Priorities &amp; Next Steps</w:t>
-      </w:r>
-    </w:p>
-    <w:p>
-      <w:pPr>
+        <w:t xml:space="preserve"> Execution Priorities &amp; Next Steps</w:t>
+      </w:r>
+    </w:p>
+    <w:p>
+      <w:pPr>
+        <w:numPr>
+          <w:ilvl w:val="0"/>
+          <w:numId w:val="10"/>
+        </w:numPr>
         <w:spacing w:before="100" w:beforeAutospacing="1" w:after="100" w:afterAutospacing="1" w:line="240" w:lineRule="auto"/>
         <w:rPr>
           <w:rFonts w:ascii="Times New Roman" w:eastAsia="Times New Roman" w:hAnsi="Times New Roman" w:cs="Times New Roman"/>
@@ -2281,17 +2598,23 @@
           <w:kern w:val="0"/>
           <w14:ligatures w14:val="none"/>
         </w:rPr>
-        <w:t>Close initial financial client deals &amp; demonstrate revenue traction.</w:t>
-      </w:r>
-      <w:r>
-        <w:rPr>
-          <w:rFonts w:ascii="Times New Roman" w:eastAsia="Times New Roman" w:hAnsi="Times New Roman" w:cs="Times New Roman"/>
-          <w:color w:val="000000"/>
-          <w:kern w:val="0"/>
-          <w14:ligatures w14:val="none"/>
-        </w:rPr>
-        <w:br/>
-      </w:r>
+        <w:t>Close initial enterprise &amp; financial client deals and secure revenue traction.</w:t>
+      </w:r>
+    </w:p>
+    <w:p>
+      <w:pPr>
+        <w:numPr>
+          <w:ilvl w:val="0"/>
+          <w:numId w:val="10"/>
+        </w:numPr>
+        <w:spacing w:before="100" w:beforeAutospacing="1" w:after="100" w:afterAutospacing="1" w:line="240" w:lineRule="auto"/>
+        <w:rPr>
+          <w:rFonts w:ascii="Times New Roman" w:eastAsia="Times New Roman" w:hAnsi="Times New Roman" w:cs="Times New Roman"/>
+          <w:color w:val="000000"/>
+          <w:kern w:val="0"/>
+          <w14:ligatures w14:val="none"/>
+        </w:rPr>
+      </w:pPr>
       <w:r>
         <w:rPr>
           <w:rFonts w:ascii="Apple Color Emoji" w:eastAsia="Times New Roman" w:hAnsi="Apple Color Emoji" w:cs="Apple Color Emoji"/>
@@ -2319,17 +2642,23 @@
           <w:kern w:val="0"/>
           <w14:ligatures w14:val="none"/>
         </w:rPr>
-        <w:t>Expand into investigative journalism &amp; media partnerships.</w:t>
-      </w:r>
-      <w:r>
-        <w:rPr>
-          <w:rFonts w:ascii="Times New Roman" w:eastAsia="Times New Roman" w:hAnsi="Times New Roman" w:cs="Times New Roman"/>
-          <w:color w:val="000000"/>
-          <w:kern w:val="0"/>
-          <w14:ligatures w14:val="none"/>
-        </w:rPr>
-        <w:br/>
-      </w:r>
+        <w:t>Expand AI intelligence into geopolitical, security, and risk intelligence markets.</w:t>
+      </w:r>
+    </w:p>
+    <w:p>
+      <w:pPr>
+        <w:numPr>
+          <w:ilvl w:val="0"/>
+          <w:numId w:val="10"/>
+        </w:numPr>
+        <w:spacing w:before="100" w:beforeAutospacing="1" w:after="100" w:afterAutospacing="1" w:line="240" w:lineRule="auto"/>
+        <w:rPr>
+          <w:rFonts w:ascii="Times New Roman" w:eastAsia="Times New Roman" w:hAnsi="Times New Roman" w:cs="Times New Roman"/>
+          <w:color w:val="000000"/>
+          <w:kern w:val="0"/>
+          <w14:ligatures w14:val="none"/>
+        </w:rPr>
+      </w:pPr>
       <w:r>
         <w:rPr>
           <w:rFonts w:ascii="Apple Color Emoji" w:eastAsia="Times New Roman" w:hAnsi="Apple Color Emoji" w:cs="Apple Color Emoji"/>
@@ -2357,24 +2686,53 @@
           <w:kern w:val="0"/>
           <w14:ligatures w14:val="none"/>
         </w:rPr>
-        <w:t>Optimize AI models &amp; scale enterprise intelligence solutions.</w:t>
+        <w:t>Optimize AI models &amp; scale global enterprise adoption.</w:t>
+      </w:r>
+    </w:p>
+    <w:p>
+      <w:pPr>
+        <w:spacing w:after="0" w:line="240" w:lineRule="auto"/>
+        <w:rPr>
+          <w:rFonts w:ascii="Times New Roman" w:eastAsia="Times New Roman" w:hAnsi="Times New Roman" w:cs="Times New Roman"/>
+          <w:kern w:val="0"/>
+          <w14:ligatures w14:val="none"/>
+        </w:rPr>
+      </w:pPr>
+      <w:r>
+        <w:rPr>
+          <w:rFonts w:ascii="Times New Roman" w:eastAsia="Times New Roman" w:hAnsi="Times New Roman" w:cs="Times New Roman"/>
+          <w:noProof/>
+          <w:kern w:val="0"/>
+        </w:rPr>
+        <w:pict>
+          <v:rect id="_x0000_i1036" alt="" style="width:468pt;height:.05pt;mso-width-percent:0;mso-height-percent:0;mso-width-percent:0;mso-height-percent:0" o:hralign="center" o:hrstd="t" o:hr="t" fillcolor="#a0a0a0" stroked="f"/>
+        </w:pict>
       </w:r>
     </w:p>
     <w:p>
       <w:pPr>
         <w:spacing w:before="100" w:beforeAutospacing="1" w:after="100" w:afterAutospacing="1" w:line="240" w:lineRule="auto"/>
-        <w:rPr>
-          <w:rFonts w:ascii="Times New Roman" w:eastAsia="Times New Roman" w:hAnsi="Times New Roman" w:cs="Times New Roman"/>
-          <w:color w:val="000000"/>
-          <w:kern w:val="0"/>
+        <w:outlineLvl w:val="2"/>
+        <w:rPr>
+          <w:rFonts w:ascii="Times New Roman" w:eastAsia="Times New Roman" w:hAnsi="Times New Roman" w:cs="Times New Roman"/>
+          <w:b/>
+          <w:bCs/>
+          <w:color w:val="000000"/>
+          <w:kern w:val="0"/>
+          <w:sz w:val="27"/>
+          <w:szCs w:val="27"/>
           <w14:ligatures w14:val="none"/>
         </w:rPr>
       </w:pPr>
       <w:r>
         <w:rPr>
           <w:rFonts w:ascii="Apple Color Emoji" w:eastAsia="Times New Roman" w:hAnsi="Apple Color Emoji" w:cs="Apple Color Emoji"/>
-          <w:color w:val="000000"/>
-          <w:kern w:val="0"/>
+          <w:b/>
+          <w:bCs/>
+          <w:color w:val="000000"/>
+          <w:kern w:val="0"/>
+          <w:sz w:val="27"/>
+          <w:szCs w:val="27"/>
           <w14:ligatures w14:val="none"/>
         </w:rPr>
         <w:t>📌</w:t>
@@ -2382,37 +2740,25 @@
       <w:r>
         <w:rPr>
           <w:rFonts w:ascii="Times New Roman" w:eastAsia="Times New Roman" w:hAnsi="Times New Roman" w:cs="Times New Roman"/>
-          <w:color w:val="000000"/>
-          <w:kern w:val="0"/>
-          <w14:ligatures w14:val="none"/>
-        </w:rPr>
-        <w:t> </w:t>
-      </w:r>
-      <w:r>
-        <w:rPr>
-          <w:rFonts w:ascii="Times New Roman" w:eastAsia="Times New Roman" w:hAnsi="Times New Roman" w:cs="Times New Roman"/>
-          <w:b/>
-          <w:bCs/>
-          <w:color w:val="000000"/>
-          <w:kern w:val="0"/>
-          <w14:ligatures w14:val="none"/>
-        </w:rPr>
-        <w:t>Next Steps:</w:t>
-      </w:r>
-      <w:r>
-        <w:rPr>
-          <w:rFonts w:ascii="Times New Roman" w:eastAsia="Times New Roman" w:hAnsi="Times New Roman" w:cs="Times New Roman"/>
-          <w:color w:val="000000"/>
-          <w:kern w:val="0"/>
-          <w14:ligatures w14:val="none"/>
-        </w:rPr>
-        <w:t xml:space="preserve"> Finalize pitch materials &amp; initiate investor outreach. Let’s execute. </w:t>
+          <w:b/>
+          <w:bCs/>
+          <w:color w:val="000000"/>
+          <w:kern w:val="0"/>
+          <w:sz w:val="27"/>
+          <w:szCs w:val="27"/>
+          <w14:ligatures w14:val="none"/>
+        </w:rPr>
+        <w:t xml:space="preserve"> Next Steps: Finalize pitch materials &amp; initiate investor outreach. Let’s execute. </w:t>
       </w:r>
       <w:r>
         <w:rPr>
           <w:rFonts w:ascii="Apple Color Emoji" w:eastAsia="Times New Roman" w:hAnsi="Apple Color Emoji" w:cs="Apple Color Emoji"/>
-          <w:color w:val="000000"/>
-          <w:kern w:val="0"/>
+          <w:b/>
+          <w:bCs/>
+          <w:color w:val="000000"/>
+          <w:kern w:val="0"/>
+          <w:sz w:val="27"/>
+          <w:szCs w:val="27"/>
           <w14:ligatures w14:val="none"/>
         </w:rPr>
         <w:t>💡</w:t>
@@ -2427,6 +2773,1531 @@
     </w:sectPr>
   </w:body>
 </w:document>
+</file>
+
+<file path=word/numbering.xml><?xml version="1.0" encoding="utf-8"?>
+<w:numbering xmlns:wpc="http://schemas.microsoft.com/office/word/2010/wordprocessingCanvas" xmlns:cx="http://schemas.microsoft.com/office/drawing/2014/chartex" xmlns:cx1="http://schemas.microsoft.com/office/drawing/2015/9/8/chartex" xmlns:cx2="http://schemas.microsoft.com/office/drawing/2015/10/21/chartex" xmlns:cx3="http://schemas.microsoft.com/office/drawing/2016/5/9/chartex" xmlns:cx4="http://schemas.microsoft.com/office/drawing/2016/5/10/chartex" xmlns:cx5="http://schemas.microsoft.com/office/drawing/2016/5/11/chartex" xmlns:cx6="http://schemas.microsoft.com/office/drawing/2016/5/12/chartex" xmlns:cx7="http://schemas.microsoft.com/office/drawing/2016/5/13/chartex" xmlns:cx8="http://schemas.microsoft.com/office/drawing/2016/5/14/chartex" xmlns:mc="http://schemas.openxmlformats.org/markup-compatibility/2006" xmlns:aink="http://schemas.microsoft.com/office/drawing/2016/ink" xmlns:am3d="http://schemas.microsoft.com/office/drawing/2017/model3d" xmlns:o="urn:schemas-microsoft-com:office:office" xmlns:oel="http://schemas.microsoft.com/office/2019/extlst" xmlns:r="http://schemas.openxmlformats.org/officeDocument/2006/relationships" xmlns:m="http://schemas.openxmlformats.org/officeDocument/2006/math" xmlns:v="urn:schemas-microsoft-com:vml" xmlns:wp14="http://schemas.microsoft.com/office/word/2010/wordprocessingDrawing" xmlns:wp="http://schemas.openxmlformats.org/drawingml/2006/wordprocessingDrawing" xmlns:w10="urn:schemas-microsoft-com:office:word" xmlns:w="http://schemas.openxmlformats.org/wordprocessingml/2006/main" xmlns:w14="http://schemas.microsoft.com/office/word/2010/wordml" xmlns:w15="http://schemas.microsoft.com/office/word/2012/wordml" xmlns:w16cex="http://schemas.microsoft.com/office/word/2018/wordml/cex" xmlns:w16cid="http://schemas.microsoft.com/office/word/2016/wordml/cid" xmlns:w16="http://schemas.microsoft.com/office/word/2018/wordml" xmlns:w16du="http://schemas.microsoft.com/office/word/2023/wordml/word16du" xmlns:w16sdtdh="http://schemas.microsoft.com/office/word/2020/wordml/sdtdatahash" xmlns:w16sdtfl="http://schemas.microsoft.com/office/word/2024/wordml/sdtformatlock" xmlns:w16se="http://schemas.microsoft.com/office/word/2015/wordml/symex" xmlns:wpg="http://schemas.microsoft.com/office/word/2010/wordprocessingGroup" xmlns:wpi="http://schemas.microsoft.com/office/word/2010/wordprocessingInk" xmlns:wne="http://schemas.microsoft.com/office/word/2006/wordml" xmlns:wps="http://schemas.microsoft.com/office/word/2010/wordprocessingShape" mc:Ignorable="w14 w15 w16se w16cid w16 w16cex w16sdtdh w16sdtfl w16du wp14">
+  <w:abstractNum w:abstractNumId="0" w15:restartNumberingAfterBreak="0">
+    <w:nsid w:val="105F3753"/>
+    <w:multiLevelType w:val="multilevel"/>
+    <w:tmpl w:val="35EE5464"/>
+    <w:lvl w:ilvl="0">
+      <w:start w:val="1"/>
+      <w:numFmt w:val="bullet"/>
+      <w:lvlText w:val=""/>
+      <w:lvlJc w:val="left"/>
+      <w:pPr>
+        <w:tabs>
+          <w:tab w:val="num" w:pos="720"/>
+        </w:tabs>
+        <w:ind w:left="720" w:hanging="360"/>
+      </w:pPr>
+      <w:rPr>
+        <w:rFonts w:ascii="Symbol" w:hAnsi="Symbol" w:hint="default"/>
+        <w:sz w:val="20"/>
+      </w:rPr>
+    </w:lvl>
+    <w:lvl w:ilvl="1" w:tentative="1">
+      <w:start w:val="1"/>
+      <w:numFmt w:val="bullet"/>
+      <w:lvlText w:val="o"/>
+      <w:lvlJc w:val="left"/>
+      <w:pPr>
+        <w:tabs>
+          <w:tab w:val="num" w:pos="1440"/>
+        </w:tabs>
+        <w:ind w:left="1440" w:hanging="360"/>
+      </w:pPr>
+      <w:rPr>
+        <w:rFonts w:ascii="Courier New" w:hAnsi="Courier New" w:hint="default"/>
+        <w:sz w:val="20"/>
+      </w:rPr>
+    </w:lvl>
+    <w:lvl w:ilvl="2" w:tentative="1">
+      <w:start w:val="1"/>
+      <w:numFmt w:val="bullet"/>
+      <w:lvlText w:val=""/>
+      <w:lvlJc w:val="left"/>
+      <w:pPr>
+        <w:tabs>
+          <w:tab w:val="num" w:pos="2160"/>
+        </w:tabs>
+        <w:ind w:left="2160" w:hanging="360"/>
+      </w:pPr>
+      <w:rPr>
+        <w:rFonts w:ascii="Wingdings" w:hAnsi="Wingdings" w:hint="default"/>
+        <w:sz w:val="20"/>
+      </w:rPr>
+    </w:lvl>
+    <w:lvl w:ilvl="3" w:tentative="1">
+      <w:start w:val="1"/>
+      <w:numFmt w:val="bullet"/>
+      <w:lvlText w:val=""/>
+      <w:lvlJc w:val="left"/>
+      <w:pPr>
+        <w:tabs>
+          <w:tab w:val="num" w:pos="2880"/>
+        </w:tabs>
+        <w:ind w:left="2880" w:hanging="360"/>
+      </w:pPr>
+      <w:rPr>
+        <w:rFonts w:ascii="Wingdings" w:hAnsi="Wingdings" w:hint="default"/>
+        <w:sz w:val="20"/>
+      </w:rPr>
+    </w:lvl>
+    <w:lvl w:ilvl="4" w:tentative="1">
+      <w:start w:val="1"/>
+      <w:numFmt w:val="bullet"/>
+      <w:lvlText w:val=""/>
+      <w:lvlJc w:val="left"/>
+      <w:pPr>
+        <w:tabs>
+          <w:tab w:val="num" w:pos="3600"/>
+        </w:tabs>
+        <w:ind w:left="3600" w:hanging="360"/>
+      </w:pPr>
+      <w:rPr>
+        <w:rFonts w:ascii="Wingdings" w:hAnsi="Wingdings" w:hint="default"/>
+        <w:sz w:val="20"/>
+      </w:rPr>
+    </w:lvl>
+    <w:lvl w:ilvl="5" w:tentative="1">
+      <w:start w:val="1"/>
+      <w:numFmt w:val="bullet"/>
+      <w:lvlText w:val=""/>
+      <w:lvlJc w:val="left"/>
+      <w:pPr>
+        <w:tabs>
+          <w:tab w:val="num" w:pos="4320"/>
+        </w:tabs>
+        <w:ind w:left="4320" w:hanging="360"/>
+      </w:pPr>
+      <w:rPr>
+        <w:rFonts w:ascii="Wingdings" w:hAnsi="Wingdings" w:hint="default"/>
+        <w:sz w:val="20"/>
+      </w:rPr>
+    </w:lvl>
+    <w:lvl w:ilvl="6" w:tentative="1">
+      <w:start w:val="1"/>
+      <w:numFmt w:val="bullet"/>
+      <w:lvlText w:val=""/>
+      <w:lvlJc w:val="left"/>
+      <w:pPr>
+        <w:tabs>
+          <w:tab w:val="num" w:pos="5040"/>
+        </w:tabs>
+        <w:ind w:left="5040" w:hanging="360"/>
+      </w:pPr>
+      <w:rPr>
+        <w:rFonts w:ascii="Wingdings" w:hAnsi="Wingdings" w:hint="default"/>
+        <w:sz w:val="20"/>
+      </w:rPr>
+    </w:lvl>
+    <w:lvl w:ilvl="7" w:tentative="1">
+      <w:start w:val="1"/>
+      <w:numFmt w:val="bullet"/>
+      <w:lvlText w:val=""/>
+      <w:lvlJc w:val="left"/>
+      <w:pPr>
+        <w:tabs>
+          <w:tab w:val="num" w:pos="5760"/>
+        </w:tabs>
+        <w:ind w:left="5760" w:hanging="360"/>
+      </w:pPr>
+      <w:rPr>
+        <w:rFonts w:ascii="Wingdings" w:hAnsi="Wingdings" w:hint="default"/>
+        <w:sz w:val="20"/>
+      </w:rPr>
+    </w:lvl>
+    <w:lvl w:ilvl="8" w:tentative="1">
+      <w:start w:val="1"/>
+      <w:numFmt w:val="bullet"/>
+      <w:lvlText w:val=""/>
+      <w:lvlJc w:val="left"/>
+      <w:pPr>
+        <w:tabs>
+          <w:tab w:val="num" w:pos="6480"/>
+        </w:tabs>
+        <w:ind w:left="6480" w:hanging="360"/>
+      </w:pPr>
+      <w:rPr>
+        <w:rFonts w:ascii="Wingdings" w:hAnsi="Wingdings" w:hint="default"/>
+        <w:sz w:val="20"/>
+      </w:rPr>
+    </w:lvl>
+  </w:abstractNum>
+  <w:abstractNum w:abstractNumId="1" w15:restartNumberingAfterBreak="0">
+    <w:nsid w:val="135F614F"/>
+    <w:multiLevelType w:val="multilevel"/>
+    <w:tmpl w:val="C76E79D6"/>
+    <w:lvl w:ilvl="0">
+      <w:start w:val="1"/>
+      <w:numFmt w:val="bullet"/>
+      <w:lvlText w:val=""/>
+      <w:lvlJc w:val="left"/>
+      <w:pPr>
+        <w:tabs>
+          <w:tab w:val="num" w:pos="720"/>
+        </w:tabs>
+        <w:ind w:left="720" w:hanging="360"/>
+      </w:pPr>
+      <w:rPr>
+        <w:rFonts w:ascii="Symbol" w:hAnsi="Symbol" w:hint="default"/>
+        <w:sz w:val="20"/>
+      </w:rPr>
+    </w:lvl>
+    <w:lvl w:ilvl="1" w:tentative="1">
+      <w:start w:val="1"/>
+      <w:numFmt w:val="bullet"/>
+      <w:lvlText w:val="o"/>
+      <w:lvlJc w:val="left"/>
+      <w:pPr>
+        <w:tabs>
+          <w:tab w:val="num" w:pos="1440"/>
+        </w:tabs>
+        <w:ind w:left="1440" w:hanging="360"/>
+      </w:pPr>
+      <w:rPr>
+        <w:rFonts w:ascii="Courier New" w:hAnsi="Courier New" w:hint="default"/>
+        <w:sz w:val="20"/>
+      </w:rPr>
+    </w:lvl>
+    <w:lvl w:ilvl="2" w:tentative="1">
+      <w:start w:val="1"/>
+      <w:numFmt w:val="bullet"/>
+      <w:lvlText w:val=""/>
+      <w:lvlJc w:val="left"/>
+      <w:pPr>
+        <w:tabs>
+          <w:tab w:val="num" w:pos="2160"/>
+        </w:tabs>
+        <w:ind w:left="2160" w:hanging="360"/>
+      </w:pPr>
+      <w:rPr>
+        <w:rFonts w:ascii="Wingdings" w:hAnsi="Wingdings" w:hint="default"/>
+        <w:sz w:val="20"/>
+      </w:rPr>
+    </w:lvl>
+    <w:lvl w:ilvl="3" w:tentative="1">
+      <w:start w:val="1"/>
+      <w:numFmt w:val="bullet"/>
+      <w:lvlText w:val=""/>
+      <w:lvlJc w:val="left"/>
+      <w:pPr>
+        <w:tabs>
+          <w:tab w:val="num" w:pos="2880"/>
+        </w:tabs>
+        <w:ind w:left="2880" w:hanging="360"/>
+      </w:pPr>
+      <w:rPr>
+        <w:rFonts w:ascii="Wingdings" w:hAnsi="Wingdings" w:hint="default"/>
+        <w:sz w:val="20"/>
+      </w:rPr>
+    </w:lvl>
+    <w:lvl w:ilvl="4" w:tentative="1">
+      <w:start w:val="1"/>
+      <w:numFmt w:val="bullet"/>
+      <w:lvlText w:val=""/>
+      <w:lvlJc w:val="left"/>
+      <w:pPr>
+        <w:tabs>
+          <w:tab w:val="num" w:pos="3600"/>
+        </w:tabs>
+        <w:ind w:left="3600" w:hanging="360"/>
+      </w:pPr>
+      <w:rPr>
+        <w:rFonts w:ascii="Wingdings" w:hAnsi="Wingdings" w:hint="default"/>
+        <w:sz w:val="20"/>
+      </w:rPr>
+    </w:lvl>
+    <w:lvl w:ilvl="5" w:tentative="1">
+      <w:start w:val="1"/>
+      <w:numFmt w:val="bullet"/>
+      <w:lvlText w:val=""/>
+      <w:lvlJc w:val="left"/>
+      <w:pPr>
+        <w:tabs>
+          <w:tab w:val="num" w:pos="4320"/>
+        </w:tabs>
+        <w:ind w:left="4320" w:hanging="360"/>
+      </w:pPr>
+      <w:rPr>
+        <w:rFonts w:ascii="Wingdings" w:hAnsi="Wingdings" w:hint="default"/>
+        <w:sz w:val="20"/>
+      </w:rPr>
+    </w:lvl>
+    <w:lvl w:ilvl="6" w:tentative="1">
+      <w:start w:val="1"/>
+      <w:numFmt w:val="bullet"/>
+      <w:lvlText w:val=""/>
+      <w:lvlJc w:val="left"/>
+      <w:pPr>
+        <w:tabs>
+          <w:tab w:val="num" w:pos="5040"/>
+        </w:tabs>
+        <w:ind w:left="5040" w:hanging="360"/>
+      </w:pPr>
+      <w:rPr>
+        <w:rFonts w:ascii="Wingdings" w:hAnsi="Wingdings" w:hint="default"/>
+        <w:sz w:val="20"/>
+      </w:rPr>
+    </w:lvl>
+    <w:lvl w:ilvl="7" w:tentative="1">
+      <w:start w:val="1"/>
+      <w:numFmt w:val="bullet"/>
+      <w:lvlText w:val=""/>
+      <w:lvlJc w:val="left"/>
+      <w:pPr>
+        <w:tabs>
+          <w:tab w:val="num" w:pos="5760"/>
+        </w:tabs>
+        <w:ind w:left="5760" w:hanging="360"/>
+      </w:pPr>
+      <w:rPr>
+        <w:rFonts w:ascii="Wingdings" w:hAnsi="Wingdings" w:hint="default"/>
+        <w:sz w:val="20"/>
+      </w:rPr>
+    </w:lvl>
+    <w:lvl w:ilvl="8" w:tentative="1">
+      <w:start w:val="1"/>
+      <w:numFmt w:val="bullet"/>
+      <w:lvlText w:val=""/>
+      <w:lvlJc w:val="left"/>
+      <w:pPr>
+        <w:tabs>
+          <w:tab w:val="num" w:pos="6480"/>
+        </w:tabs>
+        <w:ind w:left="6480" w:hanging="360"/>
+      </w:pPr>
+      <w:rPr>
+        <w:rFonts w:ascii="Wingdings" w:hAnsi="Wingdings" w:hint="default"/>
+        <w:sz w:val="20"/>
+      </w:rPr>
+    </w:lvl>
+  </w:abstractNum>
+  <w:abstractNum w:abstractNumId="2" w15:restartNumberingAfterBreak="0">
+    <w:nsid w:val="19A33DFC"/>
+    <w:multiLevelType w:val="multilevel"/>
+    <w:tmpl w:val="710AF0C2"/>
+    <w:lvl w:ilvl="0">
+      <w:start w:val="1"/>
+      <w:numFmt w:val="bullet"/>
+      <w:lvlText w:val=""/>
+      <w:lvlJc w:val="left"/>
+      <w:pPr>
+        <w:tabs>
+          <w:tab w:val="num" w:pos="720"/>
+        </w:tabs>
+        <w:ind w:left="720" w:hanging="360"/>
+      </w:pPr>
+      <w:rPr>
+        <w:rFonts w:ascii="Symbol" w:hAnsi="Symbol" w:hint="default"/>
+        <w:sz w:val="20"/>
+      </w:rPr>
+    </w:lvl>
+    <w:lvl w:ilvl="1" w:tentative="1">
+      <w:start w:val="1"/>
+      <w:numFmt w:val="bullet"/>
+      <w:lvlText w:val="o"/>
+      <w:lvlJc w:val="left"/>
+      <w:pPr>
+        <w:tabs>
+          <w:tab w:val="num" w:pos="1440"/>
+        </w:tabs>
+        <w:ind w:left="1440" w:hanging="360"/>
+      </w:pPr>
+      <w:rPr>
+        <w:rFonts w:ascii="Courier New" w:hAnsi="Courier New" w:hint="default"/>
+        <w:sz w:val="20"/>
+      </w:rPr>
+    </w:lvl>
+    <w:lvl w:ilvl="2" w:tentative="1">
+      <w:start w:val="1"/>
+      <w:numFmt w:val="bullet"/>
+      <w:lvlText w:val=""/>
+      <w:lvlJc w:val="left"/>
+      <w:pPr>
+        <w:tabs>
+          <w:tab w:val="num" w:pos="2160"/>
+        </w:tabs>
+        <w:ind w:left="2160" w:hanging="360"/>
+      </w:pPr>
+      <w:rPr>
+        <w:rFonts w:ascii="Wingdings" w:hAnsi="Wingdings" w:hint="default"/>
+        <w:sz w:val="20"/>
+      </w:rPr>
+    </w:lvl>
+    <w:lvl w:ilvl="3" w:tentative="1">
+      <w:start w:val="1"/>
+      <w:numFmt w:val="bullet"/>
+      <w:lvlText w:val=""/>
+      <w:lvlJc w:val="left"/>
+      <w:pPr>
+        <w:tabs>
+          <w:tab w:val="num" w:pos="2880"/>
+        </w:tabs>
+        <w:ind w:left="2880" w:hanging="360"/>
+      </w:pPr>
+      <w:rPr>
+        <w:rFonts w:ascii="Wingdings" w:hAnsi="Wingdings" w:hint="default"/>
+        <w:sz w:val="20"/>
+      </w:rPr>
+    </w:lvl>
+    <w:lvl w:ilvl="4" w:tentative="1">
+      <w:start w:val="1"/>
+      <w:numFmt w:val="bullet"/>
+      <w:lvlText w:val=""/>
+      <w:lvlJc w:val="left"/>
+      <w:pPr>
+        <w:tabs>
+          <w:tab w:val="num" w:pos="3600"/>
+        </w:tabs>
+        <w:ind w:left="3600" w:hanging="360"/>
+      </w:pPr>
+      <w:rPr>
+        <w:rFonts w:ascii="Wingdings" w:hAnsi="Wingdings" w:hint="default"/>
+        <w:sz w:val="20"/>
+      </w:rPr>
+    </w:lvl>
+    <w:lvl w:ilvl="5" w:tentative="1">
+      <w:start w:val="1"/>
+      <w:numFmt w:val="bullet"/>
+      <w:lvlText w:val=""/>
+      <w:lvlJc w:val="left"/>
+      <w:pPr>
+        <w:tabs>
+          <w:tab w:val="num" w:pos="4320"/>
+        </w:tabs>
+        <w:ind w:left="4320" w:hanging="360"/>
+      </w:pPr>
+      <w:rPr>
+        <w:rFonts w:ascii="Wingdings" w:hAnsi="Wingdings" w:hint="default"/>
+        <w:sz w:val="20"/>
+      </w:rPr>
+    </w:lvl>
+    <w:lvl w:ilvl="6" w:tentative="1">
+      <w:start w:val="1"/>
+      <w:numFmt w:val="bullet"/>
+      <w:lvlText w:val=""/>
+      <w:lvlJc w:val="left"/>
+      <w:pPr>
+        <w:tabs>
+          <w:tab w:val="num" w:pos="5040"/>
+        </w:tabs>
+        <w:ind w:left="5040" w:hanging="360"/>
+      </w:pPr>
+      <w:rPr>
+        <w:rFonts w:ascii="Wingdings" w:hAnsi="Wingdings" w:hint="default"/>
+        <w:sz w:val="20"/>
+      </w:rPr>
+    </w:lvl>
+    <w:lvl w:ilvl="7" w:tentative="1">
+      <w:start w:val="1"/>
+      <w:numFmt w:val="bullet"/>
+      <w:lvlText w:val=""/>
+      <w:lvlJc w:val="left"/>
+      <w:pPr>
+        <w:tabs>
+          <w:tab w:val="num" w:pos="5760"/>
+        </w:tabs>
+        <w:ind w:left="5760" w:hanging="360"/>
+      </w:pPr>
+      <w:rPr>
+        <w:rFonts w:ascii="Wingdings" w:hAnsi="Wingdings" w:hint="default"/>
+        <w:sz w:val="20"/>
+      </w:rPr>
+    </w:lvl>
+    <w:lvl w:ilvl="8" w:tentative="1">
+      <w:start w:val="1"/>
+      <w:numFmt w:val="bullet"/>
+      <w:lvlText w:val=""/>
+      <w:lvlJc w:val="left"/>
+      <w:pPr>
+        <w:tabs>
+          <w:tab w:val="num" w:pos="6480"/>
+        </w:tabs>
+        <w:ind w:left="6480" w:hanging="360"/>
+      </w:pPr>
+      <w:rPr>
+        <w:rFonts w:ascii="Wingdings" w:hAnsi="Wingdings" w:hint="default"/>
+        <w:sz w:val="20"/>
+      </w:rPr>
+    </w:lvl>
+  </w:abstractNum>
+  <w:abstractNum w:abstractNumId="3" w15:restartNumberingAfterBreak="0">
+    <w:nsid w:val="1E0F4BFD"/>
+    <w:multiLevelType w:val="multilevel"/>
+    <w:tmpl w:val="C944AE36"/>
+    <w:lvl w:ilvl="0">
+      <w:start w:val="1"/>
+      <w:numFmt w:val="bullet"/>
+      <w:lvlText w:val=""/>
+      <w:lvlJc w:val="left"/>
+      <w:pPr>
+        <w:tabs>
+          <w:tab w:val="num" w:pos="720"/>
+        </w:tabs>
+        <w:ind w:left="720" w:hanging="360"/>
+      </w:pPr>
+      <w:rPr>
+        <w:rFonts w:ascii="Symbol" w:hAnsi="Symbol" w:hint="default"/>
+        <w:sz w:val="20"/>
+      </w:rPr>
+    </w:lvl>
+    <w:lvl w:ilvl="1" w:tentative="1">
+      <w:start w:val="1"/>
+      <w:numFmt w:val="bullet"/>
+      <w:lvlText w:val="o"/>
+      <w:lvlJc w:val="left"/>
+      <w:pPr>
+        <w:tabs>
+          <w:tab w:val="num" w:pos="1440"/>
+        </w:tabs>
+        <w:ind w:left="1440" w:hanging="360"/>
+      </w:pPr>
+      <w:rPr>
+        <w:rFonts w:ascii="Courier New" w:hAnsi="Courier New" w:hint="default"/>
+        <w:sz w:val="20"/>
+      </w:rPr>
+    </w:lvl>
+    <w:lvl w:ilvl="2" w:tentative="1">
+      <w:start w:val="1"/>
+      <w:numFmt w:val="bullet"/>
+      <w:lvlText w:val=""/>
+      <w:lvlJc w:val="left"/>
+      <w:pPr>
+        <w:tabs>
+          <w:tab w:val="num" w:pos="2160"/>
+        </w:tabs>
+        <w:ind w:left="2160" w:hanging="360"/>
+      </w:pPr>
+      <w:rPr>
+        <w:rFonts w:ascii="Wingdings" w:hAnsi="Wingdings" w:hint="default"/>
+        <w:sz w:val="20"/>
+      </w:rPr>
+    </w:lvl>
+    <w:lvl w:ilvl="3" w:tentative="1">
+      <w:start w:val="1"/>
+      <w:numFmt w:val="bullet"/>
+      <w:lvlText w:val=""/>
+      <w:lvlJc w:val="left"/>
+      <w:pPr>
+        <w:tabs>
+          <w:tab w:val="num" w:pos="2880"/>
+        </w:tabs>
+        <w:ind w:left="2880" w:hanging="360"/>
+      </w:pPr>
+      <w:rPr>
+        <w:rFonts w:ascii="Wingdings" w:hAnsi="Wingdings" w:hint="default"/>
+        <w:sz w:val="20"/>
+      </w:rPr>
+    </w:lvl>
+    <w:lvl w:ilvl="4" w:tentative="1">
+      <w:start w:val="1"/>
+      <w:numFmt w:val="bullet"/>
+      <w:lvlText w:val=""/>
+      <w:lvlJc w:val="left"/>
+      <w:pPr>
+        <w:tabs>
+          <w:tab w:val="num" w:pos="3600"/>
+        </w:tabs>
+        <w:ind w:left="3600" w:hanging="360"/>
+      </w:pPr>
+      <w:rPr>
+        <w:rFonts w:ascii="Wingdings" w:hAnsi="Wingdings" w:hint="default"/>
+        <w:sz w:val="20"/>
+      </w:rPr>
+    </w:lvl>
+    <w:lvl w:ilvl="5" w:tentative="1">
+      <w:start w:val="1"/>
+      <w:numFmt w:val="bullet"/>
+      <w:lvlText w:val=""/>
+      <w:lvlJc w:val="left"/>
+      <w:pPr>
+        <w:tabs>
+          <w:tab w:val="num" w:pos="4320"/>
+        </w:tabs>
+        <w:ind w:left="4320" w:hanging="360"/>
+      </w:pPr>
+      <w:rPr>
+        <w:rFonts w:ascii="Wingdings" w:hAnsi="Wingdings" w:hint="default"/>
+        <w:sz w:val="20"/>
+      </w:rPr>
+    </w:lvl>
+    <w:lvl w:ilvl="6" w:tentative="1">
+      <w:start w:val="1"/>
+      <w:numFmt w:val="bullet"/>
+      <w:lvlText w:val=""/>
+      <w:lvlJc w:val="left"/>
+      <w:pPr>
+        <w:tabs>
+          <w:tab w:val="num" w:pos="5040"/>
+        </w:tabs>
+        <w:ind w:left="5040" w:hanging="360"/>
+      </w:pPr>
+      <w:rPr>
+        <w:rFonts w:ascii="Wingdings" w:hAnsi="Wingdings" w:hint="default"/>
+        <w:sz w:val="20"/>
+      </w:rPr>
+    </w:lvl>
+    <w:lvl w:ilvl="7" w:tentative="1">
+      <w:start w:val="1"/>
+      <w:numFmt w:val="bullet"/>
+      <w:lvlText w:val=""/>
+      <w:lvlJc w:val="left"/>
+      <w:pPr>
+        <w:tabs>
+          <w:tab w:val="num" w:pos="5760"/>
+        </w:tabs>
+        <w:ind w:left="5760" w:hanging="360"/>
+      </w:pPr>
+      <w:rPr>
+        <w:rFonts w:ascii="Wingdings" w:hAnsi="Wingdings" w:hint="default"/>
+        <w:sz w:val="20"/>
+      </w:rPr>
+    </w:lvl>
+    <w:lvl w:ilvl="8" w:tentative="1">
+      <w:start w:val="1"/>
+      <w:numFmt w:val="bullet"/>
+      <w:lvlText w:val=""/>
+      <w:lvlJc w:val="left"/>
+      <w:pPr>
+        <w:tabs>
+          <w:tab w:val="num" w:pos="6480"/>
+        </w:tabs>
+        <w:ind w:left="6480" w:hanging="360"/>
+      </w:pPr>
+      <w:rPr>
+        <w:rFonts w:ascii="Wingdings" w:hAnsi="Wingdings" w:hint="default"/>
+        <w:sz w:val="20"/>
+      </w:rPr>
+    </w:lvl>
+  </w:abstractNum>
+  <w:abstractNum w:abstractNumId="4" w15:restartNumberingAfterBreak="0">
+    <w:nsid w:val="372B3C5C"/>
+    <w:multiLevelType w:val="multilevel"/>
+    <w:tmpl w:val="9A2AAB0A"/>
+    <w:lvl w:ilvl="0">
+      <w:start w:val="1"/>
+      <w:numFmt w:val="bullet"/>
+      <w:lvlText w:val=""/>
+      <w:lvlJc w:val="left"/>
+      <w:pPr>
+        <w:tabs>
+          <w:tab w:val="num" w:pos="720"/>
+        </w:tabs>
+        <w:ind w:left="720" w:hanging="360"/>
+      </w:pPr>
+      <w:rPr>
+        <w:rFonts w:ascii="Symbol" w:hAnsi="Symbol" w:hint="default"/>
+        <w:sz w:val="20"/>
+      </w:rPr>
+    </w:lvl>
+    <w:lvl w:ilvl="1" w:tentative="1">
+      <w:start w:val="1"/>
+      <w:numFmt w:val="bullet"/>
+      <w:lvlText w:val="o"/>
+      <w:lvlJc w:val="left"/>
+      <w:pPr>
+        <w:tabs>
+          <w:tab w:val="num" w:pos="1440"/>
+        </w:tabs>
+        <w:ind w:left="1440" w:hanging="360"/>
+      </w:pPr>
+      <w:rPr>
+        <w:rFonts w:ascii="Courier New" w:hAnsi="Courier New" w:hint="default"/>
+        <w:sz w:val="20"/>
+      </w:rPr>
+    </w:lvl>
+    <w:lvl w:ilvl="2" w:tentative="1">
+      <w:start w:val="1"/>
+      <w:numFmt w:val="bullet"/>
+      <w:lvlText w:val=""/>
+      <w:lvlJc w:val="left"/>
+      <w:pPr>
+        <w:tabs>
+          <w:tab w:val="num" w:pos="2160"/>
+        </w:tabs>
+        <w:ind w:left="2160" w:hanging="360"/>
+      </w:pPr>
+      <w:rPr>
+        <w:rFonts w:ascii="Wingdings" w:hAnsi="Wingdings" w:hint="default"/>
+        <w:sz w:val="20"/>
+      </w:rPr>
+    </w:lvl>
+    <w:lvl w:ilvl="3" w:tentative="1">
+      <w:start w:val="1"/>
+      <w:numFmt w:val="bullet"/>
+      <w:lvlText w:val=""/>
+      <w:lvlJc w:val="left"/>
+      <w:pPr>
+        <w:tabs>
+          <w:tab w:val="num" w:pos="2880"/>
+        </w:tabs>
+        <w:ind w:left="2880" w:hanging="360"/>
+      </w:pPr>
+      <w:rPr>
+        <w:rFonts w:ascii="Wingdings" w:hAnsi="Wingdings" w:hint="default"/>
+        <w:sz w:val="20"/>
+      </w:rPr>
+    </w:lvl>
+    <w:lvl w:ilvl="4" w:tentative="1">
+      <w:start w:val="1"/>
+      <w:numFmt w:val="bullet"/>
+      <w:lvlText w:val=""/>
+      <w:lvlJc w:val="left"/>
+      <w:pPr>
+        <w:tabs>
+          <w:tab w:val="num" w:pos="3600"/>
+        </w:tabs>
+        <w:ind w:left="3600" w:hanging="360"/>
+      </w:pPr>
+      <w:rPr>
+        <w:rFonts w:ascii="Wingdings" w:hAnsi="Wingdings" w:hint="default"/>
+        <w:sz w:val="20"/>
+      </w:rPr>
+    </w:lvl>
+    <w:lvl w:ilvl="5" w:tentative="1">
+      <w:start w:val="1"/>
+      <w:numFmt w:val="bullet"/>
+      <w:lvlText w:val=""/>
+      <w:lvlJc w:val="left"/>
+      <w:pPr>
+        <w:tabs>
+          <w:tab w:val="num" w:pos="4320"/>
+        </w:tabs>
+        <w:ind w:left="4320" w:hanging="360"/>
+      </w:pPr>
+      <w:rPr>
+        <w:rFonts w:ascii="Wingdings" w:hAnsi="Wingdings" w:hint="default"/>
+        <w:sz w:val="20"/>
+      </w:rPr>
+    </w:lvl>
+    <w:lvl w:ilvl="6" w:tentative="1">
+      <w:start w:val="1"/>
+      <w:numFmt w:val="bullet"/>
+      <w:lvlText w:val=""/>
+      <w:lvlJc w:val="left"/>
+      <w:pPr>
+        <w:tabs>
+          <w:tab w:val="num" w:pos="5040"/>
+        </w:tabs>
+        <w:ind w:left="5040" w:hanging="360"/>
+      </w:pPr>
+      <w:rPr>
+        <w:rFonts w:ascii="Wingdings" w:hAnsi="Wingdings" w:hint="default"/>
+        <w:sz w:val="20"/>
+      </w:rPr>
+    </w:lvl>
+    <w:lvl w:ilvl="7" w:tentative="1">
+      <w:start w:val="1"/>
+      <w:numFmt w:val="bullet"/>
+      <w:lvlText w:val=""/>
+      <w:lvlJc w:val="left"/>
+      <w:pPr>
+        <w:tabs>
+          <w:tab w:val="num" w:pos="5760"/>
+        </w:tabs>
+        <w:ind w:left="5760" w:hanging="360"/>
+      </w:pPr>
+      <w:rPr>
+        <w:rFonts w:ascii="Wingdings" w:hAnsi="Wingdings" w:hint="default"/>
+        <w:sz w:val="20"/>
+      </w:rPr>
+    </w:lvl>
+    <w:lvl w:ilvl="8" w:tentative="1">
+      <w:start w:val="1"/>
+      <w:numFmt w:val="bullet"/>
+      <w:lvlText w:val=""/>
+      <w:lvlJc w:val="left"/>
+      <w:pPr>
+        <w:tabs>
+          <w:tab w:val="num" w:pos="6480"/>
+        </w:tabs>
+        <w:ind w:left="6480" w:hanging="360"/>
+      </w:pPr>
+      <w:rPr>
+        <w:rFonts w:ascii="Wingdings" w:hAnsi="Wingdings" w:hint="default"/>
+        <w:sz w:val="20"/>
+      </w:rPr>
+    </w:lvl>
+  </w:abstractNum>
+  <w:abstractNum w:abstractNumId="5" w15:restartNumberingAfterBreak="0">
+    <w:nsid w:val="4C036674"/>
+    <w:multiLevelType w:val="multilevel"/>
+    <w:tmpl w:val="756641F4"/>
+    <w:lvl w:ilvl="0">
+      <w:start w:val="1"/>
+      <w:numFmt w:val="bullet"/>
+      <w:lvlText w:val=""/>
+      <w:lvlJc w:val="left"/>
+      <w:pPr>
+        <w:tabs>
+          <w:tab w:val="num" w:pos="720"/>
+        </w:tabs>
+        <w:ind w:left="720" w:hanging="360"/>
+      </w:pPr>
+      <w:rPr>
+        <w:rFonts w:ascii="Symbol" w:hAnsi="Symbol" w:hint="default"/>
+        <w:sz w:val="20"/>
+      </w:rPr>
+    </w:lvl>
+    <w:lvl w:ilvl="1" w:tentative="1">
+      <w:start w:val="1"/>
+      <w:numFmt w:val="bullet"/>
+      <w:lvlText w:val="o"/>
+      <w:lvlJc w:val="left"/>
+      <w:pPr>
+        <w:tabs>
+          <w:tab w:val="num" w:pos="1440"/>
+        </w:tabs>
+        <w:ind w:left="1440" w:hanging="360"/>
+      </w:pPr>
+      <w:rPr>
+        <w:rFonts w:ascii="Courier New" w:hAnsi="Courier New" w:hint="default"/>
+        <w:sz w:val="20"/>
+      </w:rPr>
+    </w:lvl>
+    <w:lvl w:ilvl="2" w:tentative="1">
+      <w:start w:val="1"/>
+      <w:numFmt w:val="bullet"/>
+      <w:lvlText w:val=""/>
+      <w:lvlJc w:val="left"/>
+      <w:pPr>
+        <w:tabs>
+          <w:tab w:val="num" w:pos="2160"/>
+        </w:tabs>
+        <w:ind w:left="2160" w:hanging="360"/>
+      </w:pPr>
+      <w:rPr>
+        <w:rFonts w:ascii="Wingdings" w:hAnsi="Wingdings" w:hint="default"/>
+        <w:sz w:val="20"/>
+      </w:rPr>
+    </w:lvl>
+    <w:lvl w:ilvl="3" w:tentative="1">
+      <w:start w:val="1"/>
+      <w:numFmt w:val="bullet"/>
+      <w:lvlText w:val=""/>
+      <w:lvlJc w:val="left"/>
+      <w:pPr>
+        <w:tabs>
+          <w:tab w:val="num" w:pos="2880"/>
+        </w:tabs>
+        <w:ind w:left="2880" w:hanging="360"/>
+      </w:pPr>
+      <w:rPr>
+        <w:rFonts w:ascii="Wingdings" w:hAnsi="Wingdings" w:hint="default"/>
+        <w:sz w:val="20"/>
+      </w:rPr>
+    </w:lvl>
+    <w:lvl w:ilvl="4" w:tentative="1">
+      <w:start w:val="1"/>
+      <w:numFmt w:val="bullet"/>
+      <w:lvlText w:val=""/>
+      <w:lvlJc w:val="left"/>
+      <w:pPr>
+        <w:tabs>
+          <w:tab w:val="num" w:pos="3600"/>
+        </w:tabs>
+        <w:ind w:left="3600" w:hanging="360"/>
+      </w:pPr>
+      <w:rPr>
+        <w:rFonts w:ascii="Wingdings" w:hAnsi="Wingdings" w:hint="default"/>
+        <w:sz w:val="20"/>
+      </w:rPr>
+    </w:lvl>
+    <w:lvl w:ilvl="5" w:tentative="1">
+      <w:start w:val="1"/>
+      <w:numFmt w:val="bullet"/>
+      <w:lvlText w:val=""/>
+      <w:lvlJc w:val="left"/>
+      <w:pPr>
+        <w:tabs>
+          <w:tab w:val="num" w:pos="4320"/>
+        </w:tabs>
+        <w:ind w:left="4320" w:hanging="360"/>
+      </w:pPr>
+      <w:rPr>
+        <w:rFonts w:ascii="Wingdings" w:hAnsi="Wingdings" w:hint="default"/>
+        <w:sz w:val="20"/>
+      </w:rPr>
+    </w:lvl>
+    <w:lvl w:ilvl="6" w:tentative="1">
+      <w:start w:val="1"/>
+      <w:numFmt w:val="bullet"/>
+      <w:lvlText w:val=""/>
+      <w:lvlJc w:val="left"/>
+      <w:pPr>
+        <w:tabs>
+          <w:tab w:val="num" w:pos="5040"/>
+        </w:tabs>
+        <w:ind w:left="5040" w:hanging="360"/>
+      </w:pPr>
+      <w:rPr>
+        <w:rFonts w:ascii="Wingdings" w:hAnsi="Wingdings" w:hint="default"/>
+        <w:sz w:val="20"/>
+      </w:rPr>
+    </w:lvl>
+    <w:lvl w:ilvl="7" w:tentative="1">
+      <w:start w:val="1"/>
+      <w:numFmt w:val="bullet"/>
+      <w:lvlText w:val=""/>
+      <w:lvlJc w:val="left"/>
+      <w:pPr>
+        <w:tabs>
+          <w:tab w:val="num" w:pos="5760"/>
+        </w:tabs>
+        <w:ind w:left="5760" w:hanging="360"/>
+      </w:pPr>
+      <w:rPr>
+        <w:rFonts w:ascii="Wingdings" w:hAnsi="Wingdings" w:hint="default"/>
+        <w:sz w:val="20"/>
+      </w:rPr>
+    </w:lvl>
+    <w:lvl w:ilvl="8" w:tentative="1">
+      <w:start w:val="1"/>
+      <w:numFmt w:val="bullet"/>
+      <w:lvlText w:val=""/>
+      <w:lvlJc w:val="left"/>
+      <w:pPr>
+        <w:tabs>
+          <w:tab w:val="num" w:pos="6480"/>
+        </w:tabs>
+        <w:ind w:left="6480" w:hanging="360"/>
+      </w:pPr>
+      <w:rPr>
+        <w:rFonts w:ascii="Wingdings" w:hAnsi="Wingdings" w:hint="default"/>
+        <w:sz w:val="20"/>
+      </w:rPr>
+    </w:lvl>
+  </w:abstractNum>
+  <w:abstractNum w:abstractNumId="6" w15:restartNumberingAfterBreak="0">
+    <w:nsid w:val="4D6E2BBB"/>
+    <w:multiLevelType w:val="multilevel"/>
+    <w:tmpl w:val="C5E2F216"/>
+    <w:lvl w:ilvl="0">
+      <w:start w:val="1"/>
+      <w:numFmt w:val="bullet"/>
+      <w:lvlText w:val=""/>
+      <w:lvlJc w:val="left"/>
+      <w:pPr>
+        <w:tabs>
+          <w:tab w:val="num" w:pos="720"/>
+        </w:tabs>
+        <w:ind w:left="720" w:hanging="360"/>
+      </w:pPr>
+      <w:rPr>
+        <w:rFonts w:ascii="Symbol" w:hAnsi="Symbol" w:hint="default"/>
+        <w:sz w:val="20"/>
+      </w:rPr>
+    </w:lvl>
+    <w:lvl w:ilvl="1" w:tentative="1">
+      <w:start w:val="1"/>
+      <w:numFmt w:val="bullet"/>
+      <w:lvlText w:val="o"/>
+      <w:lvlJc w:val="left"/>
+      <w:pPr>
+        <w:tabs>
+          <w:tab w:val="num" w:pos="1440"/>
+        </w:tabs>
+        <w:ind w:left="1440" w:hanging="360"/>
+      </w:pPr>
+      <w:rPr>
+        <w:rFonts w:ascii="Courier New" w:hAnsi="Courier New" w:hint="default"/>
+        <w:sz w:val="20"/>
+      </w:rPr>
+    </w:lvl>
+    <w:lvl w:ilvl="2" w:tentative="1">
+      <w:start w:val="1"/>
+      <w:numFmt w:val="bullet"/>
+      <w:lvlText w:val=""/>
+      <w:lvlJc w:val="left"/>
+      <w:pPr>
+        <w:tabs>
+          <w:tab w:val="num" w:pos="2160"/>
+        </w:tabs>
+        <w:ind w:left="2160" w:hanging="360"/>
+      </w:pPr>
+      <w:rPr>
+        <w:rFonts w:ascii="Wingdings" w:hAnsi="Wingdings" w:hint="default"/>
+        <w:sz w:val="20"/>
+      </w:rPr>
+    </w:lvl>
+    <w:lvl w:ilvl="3" w:tentative="1">
+      <w:start w:val="1"/>
+      <w:numFmt w:val="bullet"/>
+      <w:lvlText w:val=""/>
+      <w:lvlJc w:val="left"/>
+      <w:pPr>
+        <w:tabs>
+          <w:tab w:val="num" w:pos="2880"/>
+        </w:tabs>
+        <w:ind w:left="2880" w:hanging="360"/>
+      </w:pPr>
+      <w:rPr>
+        <w:rFonts w:ascii="Wingdings" w:hAnsi="Wingdings" w:hint="default"/>
+        <w:sz w:val="20"/>
+      </w:rPr>
+    </w:lvl>
+    <w:lvl w:ilvl="4" w:tentative="1">
+      <w:start w:val="1"/>
+      <w:numFmt w:val="bullet"/>
+      <w:lvlText w:val=""/>
+      <w:lvlJc w:val="left"/>
+      <w:pPr>
+        <w:tabs>
+          <w:tab w:val="num" w:pos="3600"/>
+        </w:tabs>
+        <w:ind w:left="3600" w:hanging="360"/>
+      </w:pPr>
+      <w:rPr>
+        <w:rFonts w:ascii="Wingdings" w:hAnsi="Wingdings" w:hint="default"/>
+        <w:sz w:val="20"/>
+      </w:rPr>
+    </w:lvl>
+    <w:lvl w:ilvl="5" w:tentative="1">
+      <w:start w:val="1"/>
+      <w:numFmt w:val="bullet"/>
+      <w:lvlText w:val=""/>
+      <w:lvlJc w:val="left"/>
+      <w:pPr>
+        <w:tabs>
+          <w:tab w:val="num" w:pos="4320"/>
+        </w:tabs>
+        <w:ind w:left="4320" w:hanging="360"/>
+      </w:pPr>
+      <w:rPr>
+        <w:rFonts w:ascii="Wingdings" w:hAnsi="Wingdings" w:hint="default"/>
+        <w:sz w:val="20"/>
+      </w:rPr>
+    </w:lvl>
+    <w:lvl w:ilvl="6" w:tentative="1">
+      <w:start w:val="1"/>
+      <w:numFmt w:val="bullet"/>
+      <w:lvlText w:val=""/>
+      <w:lvlJc w:val="left"/>
+      <w:pPr>
+        <w:tabs>
+          <w:tab w:val="num" w:pos="5040"/>
+        </w:tabs>
+        <w:ind w:left="5040" w:hanging="360"/>
+      </w:pPr>
+      <w:rPr>
+        <w:rFonts w:ascii="Wingdings" w:hAnsi="Wingdings" w:hint="default"/>
+        <w:sz w:val="20"/>
+      </w:rPr>
+    </w:lvl>
+    <w:lvl w:ilvl="7" w:tentative="1">
+      <w:start w:val="1"/>
+      <w:numFmt w:val="bullet"/>
+      <w:lvlText w:val=""/>
+      <w:lvlJc w:val="left"/>
+      <w:pPr>
+        <w:tabs>
+          <w:tab w:val="num" w:pos="5760"/>
+        </w:tabs>
+        <w:ind w:left="5760" w:hanging="360"/>
+      </w:pPr>
+      <w:rPr>
+        <w:rFonts w:ascii="Wingdings" w:hAnsi="Wingdings" w:hint="default"/>
+        <w:sz w:val="20"/>
+      </w:rPr>
+    </w:lvl>
+    <w:lvl w:ilvl="8" w:tentative="1">
+      <w:start w:val="1"/>
+      <w:numFmt w:val="bullet"/>
+      <w:lvlText w:val=""/>
+      <w:lvlJc w:val="left"/>
+      <w:pPr>
+        <w:tabs>
+          <w:tab w:val="num" w:pos="6480"/>
+        </w:tabs>
+        <w:ind w:left="6480" w:hanging="360"/>
+      </w:pPr>
+      <w:rPr>
+        <w:rFonts w:ascii="Wingdings" w:hAnsi="Wingdings" w:hint="default"/>
+        <w:sz w:val="20"/>
+      </w:rPr>
+    </w:lvl>
+  </w:abstractNum>
+  <w:abstractNum w:abstractNumId="7" w15:restartNumberingAfterBreak="0">
+    <w:nsid w:val="64111D90"/>
+    <w:multiLevelType w:val="multilevel"/>
+    <w:tmpl w:val="8730D12E"/>
+    <w:lvl w:ilvl="0">
+      <w:start w:val="1"/>
+      <w:numFmt w:val="bullet"/>
+      <w:lvlText w:val=""/>
+      <w:lvlJc w:val="left"/>
+      <w:pPr>
+        <w:tabs>
+          <w:tab w:val="num" w:pos="720"/>
+        </w:tabs>
+        <w:ind w:left="720" w:hanging="360"/>
+      </w:pPr>
+      <w:rPr>
+        <w:rFonts w:ascii="Symbol" w:hAnsi="Symbol" w:hint="default"/>
+        <w:sz w:val="20"/>
+      </w:rPr>
+    </w:lvl>
+    <w:lvl w:ilvl="1" w:tentative="1">
+      <w:start w:val="1"/>
+      <w:numFmt w:val="bullet"/>
+      <w:lvlText w:val="o"/>
+      <w:lvlJc w:val="left"/>
+      <w:pPr>
+        <w:tabs>
+          <w:tab w:val="num" w:pos="1440"/>
+        </w:tabs>
+        <w:ind w:left="1440" w:hanging="360"/>
+      </w:pPr>
+      <w:rPr>
+        <w:rFonts w:ascii="Courier New" w:hAnsi="Courier New" w:hint="default"/>
+        <w:sz w:val="20"/>
+      </w:rPr>
+    </w:lvl>
+    <w:lvl w:ilvl="2" w:tentative="1">
+      <w:start w:val="1"/>
+      <w:numFmt w:val="bullet"/>
+      <w:lvlText w:val=""/>
+      <w:lvlJc w:val="left"/>
+      <w:pPr>
+        <w:tabs>
+          <w:tab w:val="num" w:pos="2160"/>
+        </w:tabs>
+        <w:ind w:left="2160" w:hanging="360"/>
+      </w:pPr>
+      <w:rPr>
+        <w:rFonts w:ascii="Wingdings" w:hAnsi="Wingdings" w:hint="default"/>
+        <w:sz w:val="20"/>
+      </w:rPr>
+    </w:lvl>
+    <w:lvl w:ilvl="3" w:tentative="1">
+      <w:start w:val="1"/>
+      <w:numFmt w:val="bullet"/>
+      <w:lvlText w:val=""/>
+      <w:lvlJc w:val="left"/>
+      <w:pPr>
+        <w:tabs>
+          <w:tab w:val="num" w:pos="2880"/>
+        </w:tabs>
+        <w:ind w:left="2880" w:hanging="360"/>
+      </w:pPr>
+      <w:rPr>
+        <w:rFonts w:ascii="Wingdings" w:hAnsi="Wingdings" w:hint="default"/>
+        <w:sz w:val="20"/>
+      </w:rPr>
+    </w:lvl>
+    <w:lvl w:ilvl="4" w:tentative="1">
+      <w:start w:val="1"/>
+      <w:numFmt w:val="bullet"/>
+      <w:lvlText w:val=""/>
+      <w:lvlJc w:val="left"/>
+      <w:pPr>
+        <w:tabs>
+          <w:tab w:val="num" w:pos="3600"/>
+        </w:tabs>
+        <w:ind w:left="3600" w:hanging="360"/>
+      </w:pPr>
+      <w:rPr>
+        <w:rFonts w:ascii="Wingdings" w:hAnsi="Wingdings" w:hint="default"/>
+        <w:sz w:val="20"/>
+      </w:rPr>
+    </w:lvl>
+    <w:lvl w:ilvl="5" w:tentative="1">
+      <w:start w:val="1"/>
+      <w:numFmt w:val="bullet"/>
+      <w:lvlText w:val=""/>
+      <w:lvlJc w:val="left"/>
+      <w:pPr>
+        <w:tabs>
+          <w:tab w:val="num" w:pos="4320"/>
+        </w:tabs>
+        <w:ind w:left="4320" w:hanging="360"/>
+      </w:pPr>
+      <w:rPr>
+        <w:rFonts w:ascii="Wingdings" w:hAnsi="Wingdings" w:hint="default"/>
+        <w:sz w:val="20"/>
+      </w:rPr>
+    </w:lvl>
+    <w:lvl w:ilvl="6" w:tentative="1">
+      <w:start w:val="1"/>
+      <w:numFmt w:val="bullet"/>
+      <w:lvlText w:val=""/>
+      <w:lvlJc w:val="left"/>
+      <w:pPr>
+        <w:tabs>
+          <w:tab w:val="num" w:pos="5040"/>
+        </w:tabs>
+        <w:ind w:left="5040" w:hanging="360"/>
+      </w:pPr>
+      <w:rPr>
+        <w:rFonts w:ascii="Wingdings" w:hAnsi="Wingdings" w:hint="default"/>
+        <w:sz w:val="20"/>
+      </w:rPr>
+    </w:lvl>
+    <w:lvl w:ilvl="7" w:tentative="1">
+      <w:start w:val="1"/>
+      <w:numFmt w:val="bullet"/>
+      <w:lvlText w:val=""/>
+      <w:lvlJc w:val="left"/>
+      <w:pPr>
+        <w:tabs>
+          <w:tab w:val="num" w:pos="5760"/>
+        </w:tabs>
+        <w:ind w:left="5760" w:hanging="360"/>
+      </w:pPr>
+      <w:rPr>
+        <w:rFonts w:ascii="Wingdings" w:hAnsi="Wingdings" w:hint="default"/>
+        <w:sz w:val="20"/>
+      </w:rPr>
+    </w:lvl>
+    <w:lvl w:ilvl="8" w:tentative="1">
+      <w:start w:val="1"/>
+      <w:numFmt w:val="bullet"/>
+      <w:lvlText w:val=""/>
+      <w:lvlJc w:val="left"/>
+      <w:pPr>
+        <w:tabs>
+          <w:tab w:val="num" w:pos="6480"/>
+        </w:tabs>
+        <w:ind w:left="6480" w:hanging="360"/>
+      </w:pPr>
+      <w:rPr>
+        <w:rFonts w:ascii="Wingdings" w:hAnsi="Wingdings" w:hint="default"/>
+        <w:sz w:val="20"/>
+      </w:rPr>
+    </w:lvl>
+  </w:abstractNum>
+  <w:abstractNum w:abstractNumId="8" w15:restartNumberingAfterBreak="0">
+    <w:nsid w:val="725E559E"/>
+    <w:multiLevelType w:val="multilevel"/>
+    <w:tmpl w:val="BEB22FFA"/>
+    <w:lvl w:ilvl="0">
+      <w:start w:val="1"/>
+      <w:numFmt w:val="bullet"/>
+      <w:lvlText w:val=""/>
+      <w:lvlJc w:val="left"/>
+      <w:pPr>
+        <w:tabs>
+          <w:tab w:val="num" w:pos="720"/>
+        </w:tabs>
+        <w:ind w:left="720" w:hanging="360"/>
+      </w:pPr>
+      <w:rPr>
+        <w:rFonts w:ascii="Symbol" w:hAnsi="Symbol" w:hint="default"/>
+        <w:sz w:val="20"/>
+      </w:rPr>
+    </w:lvl>
+    <w:lvl w:ilvl="1" w:tentative="1">
+      <w:start w:val="1"/>
+      <w:numFmt w:val="bullet"/>
+      <w:lvlText w:val="o"/>
+      <w:lvlJc w:val="left"/>
+      <w:pPr>
+        <w:tabs>
+          <w:tab w:val="num" w:pos="1440"/>
+        </w:tabs>
+        <w:ind w:left="1440" w:hanging="360"/>
+      </w:pPr>
+      <w:rPr>
+        <w:rFonts w:ascii="Courier New" w:hAnsi="Courier New" w:hint="default"/>
+        <w:sz w:val="20"/>
+      </w:rPr>
+    </w:lvl>
+    <w:lvl w:ilvl="2" w:tentative="1">
+      <w:start w:val="1"/>
+      <w:numFmt w:val="bullet"/>
+      <w:lvlText w:val=""/>
+      <w:lvlJc w:val="left"/>
+      <w:pPr>
+        <w:tabs>
+          <w:tab w:val="num" w:pos="2160"/>
+        </w:tabs>
+        <w:ind w:left="2160" w:hanging="360"/>
+      </w:pPr>
+      <w:rPr>
+        <w:rFonts w:ascii="Wingdings" w:hAnsi="Wingdings" w:hint="default"/>
+        <w:sz w:val="20"/>
+      </w:rPr>
+    </w:lvl>
+    <w:lvl w:ilvl="3" w:tentative="1">
+      <w:start w:val="1"/>
+      <w:numFmt w:val="bullet"/>
+      <w:lvlText w:val=""/>
+      <w:lvlJc w:val="left"/>
+      <w:pPr>
+        <w:tabs>
+          <w:tab w:val="num" w:pos="2880"/>
+        </w:tabs>
+        <w:ind w:left="2880" w:hanging="360"/>
+      </w:pPr>
+      <w:rPr>
+        <w:rFonts w:ascii="Wingdings" w:hAnsi="Wingdings" w:hint="default"/>
+        <w:sz w:val="20"/>
+      </w:rPr>
+    </w:lvl>
+    <w:lvl w:ilvl="4" w:tentative="1">
+      <w:start w:val="1"/>
+      <w:numFmt w:val="bullet"/>
+      <w:lvlText w:val=""/>
+      <w:lvlJc w:val="left"/>
+      <w:pPr>
+        <w:tabs>
+          <w:tab w:val="num" w:pos="3600"/>
+        </w:tabs>
+        <w:ind w:left="3600" w:hanging="360"/>
+      </w:pPr>
+      <w:rPr>
+        <w:rFonts w:ascii="Wingdings" w:hAnsi="Wingdings" w:hint="default"/>
+        <w:sz w:val="20"/>
+      </w:rPr>
+    </w:lvl>
+    <w:lvl w:ilvl="5" w:tentative="1">
+      <w:start w:val="1"/>
+      <w:numFmt w:val="bullet"/>
+      <w:lvlText w:val=""/>
+      <w:lvlJc w:val="left"/>
+      <w:pPr>
+        <w:tabs>
+          <w:tab w:val="num" w:pos="4320"/>
+        </w:tabs>
+        <w:ind w:left="4320" w:hanging="360"/>
+      </w:pPr>
+      <w:rPr>
+        <w:rFonts w:ascii="Wingdings" w:hAnsi="Wingdings" w:hint="default"/>
+        <w:sz w:val="20"/>
+      </w:rPr>
+    </w:lvl>
+    <w:lvl w:ilvl="6" w:tentative="1">
+      <w:start w:val="1"/>
+      <w:numFmt w:val="bullet"/>
+      <w:lvlText w:val=""/>
+      <w:lvlJc w:val="left"/>
+      <w:pPr>
+        <w:tabs>
+          <w:tab w:val="num" w:pos="5040"/>
+        </w:tabs>
+        <w:ind w:left="5040" w:hanging="360"/>
+      </w:pPr>
+      <w:rPr>
+        <w:rFonts w:ascii="Wingdings" w:hAnsi="Wingdings" w:hint="default"/>
+        <w:sz w:val="20"/>
+      </w:rPr>
+    </w:lvl>
+    <w:lvl w:ilvl="7" w:tentative="1">
+      <w:start w:val="1"/>
+      <w:numFmt w:val="bullet"/>
+      <w:lvlText w:val=""/>
+      <w:lvlJc w:val="left"/>
+      <w:pPr>
+        <w:tabs>
+          <w:tab w:val="num" w:pos="5760"/>
+        </w:tabs>
+        <w:ind w:left="5760" w:hanging="360"/>
+      </w:pPr>
+      <w:rPr>
+        <w:rFonts w:ascii="Wingdings" w:hAnsi="Wingdings" w:hint="default"/>
+        <w:sz w:val="20"/>
+      </w:rPr>
+    </w:lvl>
+    <w:lvl w:ilvl="8" w:tentative="1">
+      <w:start w:val="1"/>
+      <w:numFmt w:val="bullet"/>
+      <w:lvlText w:val=""/>
+      <w:lvlJc w:val="left"/>
+      <w:pPr>
+        <w:tabs>
+          <w:tab w:val="num" w:pos="6480"/>
+        </w:tabs>
+        <w:ind w:left="6480" w:hanging="360"/>
+      </w:pPr>
+      <w:rPr>
+        <w:rFonts w:ascii="Wingdings" w:hAnsi="Wingdings" w:hint="default"/>
+        <w:sz w:val="20"/>
+      </w:rPr>
+    </w:lvl>
+  </w:abstractNum>
+  <w:abstractNum w:abstractNumId="9" w15:restartNumberingAfterBreak="0">
+    <w:nsid w:val="7307338E"/>
+    <w:multiLevelType w:val="multilevel"/>
+    <w:tmpl w:val="3B349A7A"/>
+    <w:lvl w:ilvl="0">
+      <w:start w:val="1"/>
+      <w:numFmt w:val="bullet"/>
+      <w:lvlText w:val=""/>
+      <w:lvlJc w:val="left"/>
+      <w:pPr>
+        <w:tabs>
+          <w:tab w:val="num" w:pos="720"/>
+        </w:tabs>
+        <w:ind w:left="720" w:hanging="360"/>
+      </w:pPr>
+      <w:rPr>
+        <w:rFonts w:ascii="Symbol" w:hAnsi="Symbol" w:hint="default"/>
+        <w:sz w:val="20"/>
+      </w:rPr>
+    </w:lvl>
+    <w:lvl w:ilvl="1" w:tentative="1">
+      <w:start w:val="1"/>
+      <w:numFmt w:val="bullet"/>
+      <w:lvlText w:val="o"/>
+      <w:lvlJc w:val="left"/>
+      <w:pPr>
+        <w:tabs>
+          <w:tab w:val="num" w:pos="1440"/>
+        </w:tabs>
+        <w:ind w:left="1440" w:hanging="360"/>
+      </w:pPr>
+      <w:rPr>
+        <w:rFonts w:ascii="Courier New" w:hAnsi="Courier New" w:hint="default"/>
+        <w:sz w:val="20"/>
+      </w:rPr>
+    </w:lvl>
+    <w:lvl w:ilvl="2" w:tentative="1">
+      <w:start w:val="1"/>
+      <w:numFmt w:val="bullet"/>
+      <w:lvlText w:val=""/>
+      <w:lvlJc w:val="left"/>
+      <w:pPr>
+        <w:tabs>
+          <w:tab w:val="num" w:pos="2160"/>
+        </w:tabs>
+        <w:ind w:left="2160" w:hanging="360"/>
+      </w:pPr>
+      <w:rPr>
+        <w:rFonts w:ascii="Wingdings" w:hAnsi="Wingdings" w:hint="default"/>
+        <w:sz w:val="20"/>
+      </w:rPr>
+    </w:lvl>
+    <w:lvl w:ilvl="3" w:tentative="1">
+      <w:start w:val="1"/>
+      <w:numFmt w:val="bullet"/>
+      <w:lvlText w:val=""/>
+      <w:lvlJc w:val="left"/>
+      <w:pPr>
+        <w:tabs>
+          <w:tab w:val="num" w:pos="2880"/>
+        </w:tabs>
+        <w:ind w:left="2880" w:hanging="360"/>
+      </w:pPr>
+      <w:rPr>
+        <w:rFonts w:ascii="Wingdings" w:hAnsi="Wingdings" w:hint="default"/>
+        <w:sz w:val="20"/>
+      </w:rPr>
+    </w:lvl>
+    <w:lvl w:ilvl="4" w:tentative="1">
+      <w:start w:val="1"/>
+      <w:numFmt w:val="bullet"/>
+      <w:lvlText w:val=""/>
+      <w:lvlJc w:val="left"/>
+      <w:pPr>
+        <w:tabs>
+          <w:tab w:val="num" w:pos="3600"/>
+        </w:tabs>
+        <w:ind w:left="3600" w:hanging="360"/>
+      </w:pPr>
+      <w:rPr>
+        <w:rFonts w:ascii="Wingdings" w:hAnsi="Wingdings" w:hint="default"/>
+        <w:sz w:val="20"/>
+      </w:rPr>
+    </w:lvl>
+    <w:lvl w:ilvl="5" w:tentative="1">
+      <w:start w:val="1"/>
+      <w:numFmt w:val="bullet"/>
+      <w:lvlText w:val=""/>
+      <w:lvlJc w:val="left"/>
+      <w:pPr>
+        <w:tabs>
+          <w:tab w:val="num" w:pos="4320"/>
+        </w:tabs>
+        <w:ind w:left="4320" w:hanging="360"/>
+      </w:pPr>
+      <w:rPr>
+        <w:rFonts w:ascii="Wingdings" w:hAnsi="Wingdings" w:hint="default"/>
+        <w:sz w:val="20"/>
+      </w:rPr>
+    </w:lvl>
+    <w:lvl w:ilvl="6" w:tentative="1">
+      <w:start w:val="1"/>
+      <w:numFmt w:val="bullet"/>
+      <w:lvlText w:val=""/>
+      <w:lvlJc w:val="left"/>
+      <w:pPr>
+        <w:tabs>
+          <w:tab w:val="num" w:pos="5040"/>
+        </w:tabs>
+        <w:ind w:left="5040" w:hanging="360"/>
+      </w:pPr>
+      <w:rPr>
+        <w:rFonts w:ascii="Wingdings" w:hAnsi="Wingdings" w:hint="default"/>
+        <w:sz w:val="20"/>
+      </w:rPr>
+    </w:lvl>
+    <w:lvl w:ilvl="7" w:tentative="1">
+      <w:start w:val="1"/>
+      <w:numFmt w:val="bullet"/>
+      <w:lvlText w:val=""/>
+      <w:lvlJc w:val="left"/>
+      <w:pPr>
+        <w:tabs>
+          <w:tab w:val="num" w:pos="5760"/>
+        </w:tabs>
+        <w:ind w:left="5760" w:hanging="360"/>
+      </w:pPr>
+      <w:rPr>
+        <w:rFonts w:ascii="Wingdings" w:hAnsi="Wingdings" w:hint="default"/>
+        <w:sz w:val="20"/>
+      </w:rPr>
+    </w:lvl>
+    <w:lvl w:ilvl="8" w:tentative="1">
+      <w:start w:val="1"/>
+      <w:numFmt w:val="bullet"/>
+      <w:lvlText w:val=""/>
+      <w:lvlJc w:val="left"/>
+      <w:pPr>
+        <w:tabs>
+          <w:tab w:val="num" w:pos="6480"/>
+        </w:tabs>
+        <w:ind w:left="6480" w:hanging="360"/>
+      </w:pPr>
+      <w:rPr>
+        <w:rFonts w:ascii="Wingdings" w:hAnsi="Wingdings" w:hint="default"/>
+        <w:sz w:val="20"/>
+      </w:rPr>
+    </w:lvl>
+  </w:abstractNum>
+  <w:num w:numId="1" w16cid:durableId="1952392899">
+    <w:abstractNumId w:val="2"/>
+  </w:num>
+  <w:num w:numId="2" w16cid:durableId="229535769">
+    <w:abstractNumId w:val="4"/>
+  </w:num>
+  <w:num w:numId="3" w16cid:durableId="1449738440">
+    <w:abstractNumId w:val="5"/>
+  </w:num>
+  <w:num w:numId="4" w16cid:durableId="1741906776">
+    <w:abstractNumId w:val="9"/>
+  </w:num>
+  <w:num w:numId="5" w16cid:durableId="707336040">
+    <w:abstractNumId w:val="7"/>
+  </w:num>
+  <w:num w:numId="6" w16cid:durableId="1680280002">
+    <w:abstractNumId w:val="3"/>
+  </w:num>
+  <w:num w:numId="7" w16cid:durableId="1337615169">
+    <w:abstractNumId w:val="1"/>
+  </w:num>
+  <w:num w:numId="8" w16cid:durableId="222251808">
+    <w:abstractNumId w:val="0"/>
+  </w:num>
+  <w:num w:numId="9" w16cid:durableId="2001499246">
+    <w:abstractNumId w:val="6"/>
+  </w:num>
+  <w:num w:numId="10" w16cid:durableId="1756390765">
+    <w:abstractNumId w:val="8"/>
+  </w:num>
+</w:numbering>
 </file>
 
 <file path=word/styles.xml><?xml version="1.0" encoding="utf-8"?>
